--- a/bfcl_ablation/reports/BFCL_Ablation_ALL.docx
+++ b/bfcl_ablation/reports/BFCL_Ablation_ALL.docx
@@ -2149,6 +2149,285 @@
     </w:p>
     <w:p>
       <w:pPr>
+        <w:pStyle w:val="Heading2"/>
+      </w:pPr>
+      <w:r>
+        <w:t>Solve accuracy across wordings (A5)</w:t>
+      </w:r>
+    </w:p>
+    <w:p>
+      <w:r>
+        <w:t xml:space="preserve">Every metric above describes the benchmark. These describe a </w:t>
+      </w:r>
+      <w:r>
+        <w:rPr>
+          <w:b/>
+        </w:rPr>
+        <w:t>target model measured on it</w:t>
+      </w:r>
+      <w:r>
+        <w:t>, and are the only ones whose subject is not the pack.</w:t>
+      </w:r>
+    </w:p>
+    <w:p>
+      <w:r>
+        <w:rPr>
+          <w:b/>
+        </w:rPr>
+        <w:t>`ast_match`</w:t>
+      </w:r>
+      <w:r>
+        <w:t xml:space="preserve"> — the model's tool calls equal </w:t>
+      </w:r>
+      <w:r>
+        <w:rPr>
+          <w:rFonts w:ascii="Consolas" w:hAnsi="Consolas"/>
+          <w:color w:val="24292E"/>
+          <w:sz w:val="19"/>
+        </w:rPr>
+        <w:t>expected_tool_calls</w:t>
+      </w:r>
+      <w:r>
+        <w:t xml:space="preserve">: same function names, same arguments, compared after normalising both sides to sorted-key JSON (the published row encodes arguments as </w:t>
+      </w:r>
+      <w:r>
+        <w:rPr>
+          <w:rFonts w:ascii="Consolas" w:hAnsi="Consolas"/>
+          <w:color w:val="24292E"/>
+          <w:sz w:val="19"/>
+        </w:rPr>
+        <w:t>[[key, canonical_json]]</w:t>
+      </w:r>
+      <w:r>
+        <w:t xml:space="preserve"> pairs, a model returns a dict). Order is part of the claim </w:t>
+      </w:r>
+      <w:r>
+        <w:rPr>
+          <w:b/>
+        </w:rPr>
+        <w:t>unless</w:t>
+      </w:r>
+      <w:r>
+        <w:t xml:space="preserve"> the template declares </w:t>
+      </w:r>
+      <w:r>
+        <w:rPr>
+          <w:rFonts w:ascii="Consolas" w:hAnsi="Consolas"/>
+          <w:color w:val="24292E"/>
+          <w:sz w:val="19"/>
+        </w:rPr>
+        <w:t>call_order: any</w:t>
+      </w:r>
+      <w:r>
+        <w:t xml:space="preserve">, in which case the comparison is order-insensitive. A1 proved </w:t>
+      </w:r>
+      <w:r>
+        <w:rPr>
+          <w:rFonts w:ascii="Consolas" w:hAnsi="Consolas"/>
+          <w:color w:val="24292E"/>
+          <w:sz w:val="19"/>
+        </w:rPr>
+        <w:t>call_order</w:t>
+      </w:r>
+      <w:r>
+        <w:t xml:space="preserve"> is not derivable, so it is read from the template and never inferred.</w:t>
+      </w:r>
+    </w:p>
+    <w:p>
+      <w:r>
+        <w:rPr>
+          <w:b/>
+        </w:rPr>
+        <w:t>`assertion`</w:t>
+      </w:r>
+      <w:r>
+        <w:t xml:space="preserve"> — the same episode judged by the pack's own </w:t>
+      </w:r>
+      <w:r>
+        <w:rPr>
+          <w:rFonts w:ascii="Consolas" w:hAnsi="Consolas"/>
+          <w:color w:val="24292E"/>
+          <w:sz w:val="19"/>
+        </w:rPr>
+        <w:t>success_assertions</w:t>
+      </w:r>
+      <w:r>
+        <w:t xml:space="preserve">, run through </w:t>
+      </w:r>
+      <w:r>
+        <w:rPr>
+          <w:rFonts w:ascii="Consolas" w:hAnsi="Consolas"/>
+          <w:color w:val="24292E"/>
+          <w:sz w:val="19"/>
+        </w:rPr>
+        <w:t>ProcessWorker.run_episode</w:t>
+      </w:r>
+      <w:r>
+        <w:t xml:space="preserve"> exactly as the gold replay is. Reported </w:t>
+      </w:r>
+      <w:r>
+        <w:rPr>
+          <w:b/>
+        </w:rPr>
+        <w:t>beside</w:t>
+      </w:r>
+      <w:r>
+        <w:t xml:space="preserve"> </w:t>
+      </w:r>
+      <w:r>
+        <w:rPr>
+          <w:rFonts w:ascii="Consolas" w:hAnsi="Consolas"/>
+          <w:color w:val="24292E"/>
+          <w:sz w:val="19"/>
+        </w:rPr>
+        <w:t>ast_match</w:t>
+      </w:r>
+      <w:r>
+        <w:t>, never instead of it: A4 measured this pack's assertions at 0.610 false acceptance on argument-level corruptions, so a model can pass this column while reporting a fabricated value. The gap between the columns is a readout, not noise.</w:t>
+      </w:r>
+    </w:p>
+    <w:p>
+      <w:r>
+        <w:t xml:space="preserve">A task with no </w:t>
+      </w:r>
+      <w:r>
+        <w:rPr>
+          <w:rFonts w:ascii="Consolas" w:hAnsi="Consolas"/>
+          <w:color w:val="24292E"/>
+          <w:sz w:val="19"/>
+        </w:rPr>
+        <w:t>success_assertions</w:t>
+      </w:r>
+      <w:r>
+        <w:t xml:space="preserve"> is recorded as </w:t>
+      </w:r>
+      <w:r>
+        <w:rPr>
+          <w:rFonts w:ascii="Consolas" w:hAnsi="Consolas"/>
+          <w:color w:val="24292E"/>
+          <w:sz w:val="19"/>
+        </w:rPr>
+        <w:t>assertion: false</w:t>
+      </w:r>
+      <w:r>
+        <w:t xml:space="preserve"> rather than silently passing. An episode that fails to execute returns no verdict at all, so a broken harness cannot be read as a wrong model.</w:t>
+      </w:r>
+    </w:p>
+    <w:p>
+      <w:r>
+        <w:rPr>
+          <w:b/>
+        </w:rPr>
+        <w:t>`paired_agreement`</w:t>
+      </w:r>
+      <w:r>
+        <w:t xml:space="preserve"> — share of tasks on which both wordings produced the same verdict. The pairing is exact: </w:t>
+      </w:r>
+      <w:r>
+        <w:rPr>
+          <w:rFonts w:ascii="Consolas" w:hAnsi="Consolas"/>
+          <w:color w:val="24292E"/>
+          <w:sz w:val="19"/>
+        </w:rPr>
+        <w:t>task_id</w:t>
+      </w:r>
+      <w:r>
+        <w:t xml:space="preserve"> is hashed over pack, template, fixture refs, slot bindings and variant index, and </w:t>
+      </w:r>
+      <w:r>
+        <w:rPr>
+          <w:b/>
+        </w:rPr>
+        <w:t>not</w:t>
+      </w:r>
+      <w:r>
+        <w:t xml:space="preserve"> over the surface, so the same task carries the same id under both wordings.</w:t>
+      </w:r>
+    </w:p>
+    <w:p>
+      <w:r>
+        <w:rPr>
+          <w:b/>
+        </w:rPr>
+        <w:t>`mcnemar_p`</w:t>
+      </w:r>
+      <w:r>
+        <w:t xml:space="preserve"> — two-sided </w:t>
+      </w:r>
+      <w:r>
+        <w:rPr>
+          <w:b/>
+        </w:rPr>
+        <w:t>exact</w:t>
+      </w:r>
+      <w:r>
+        <w:t xml:space="preserve"> McNemar on the discordant pairs, H0 = wording has no effect. Exact rather than chi-square because the discordant count here is far below the ~25 the approximation needs. A non-significant p at this n means </w:t>
+      </w:r>
+      <w:r>
+        <w:rPr>
+          <w:i/>
+        </w:rPr>
+        <w:t>not detected</w:t>
+      </w:r>
+      <w:r>
+        <w:t xml:space="preserve">, not </w:t>
+      </w:r>
+      <w:r>
+        <w:rPr>
+          <w:i/>
+        </w:rPr>
+        <w:t>no effect</w:t>
+      </w:r>
+      <w:r>
+        <w:t>.</w:t>
+      </w:r>
+    </w:p>
+    <w:p>
+      <w:r>
+        <w:rPr>
+          <w:b/>
+        </w:rPr>
+        <w:t>Per-cell reporting is mandatory.</w:t>
+      </w:r>
+      <w:r>
+        <w:t xml:space="preserve"> Accuracy is reported per </w:t>
+      </w:r>
+      <w:r>
+        <w:rPr>
+          <w:rFonts w:ascii="Consolas" w:hAnsi="Consolas"/>
+          <w:color w:val="24292E"/>
+          <w:sz w:val="19"/>
+        </w:rPr>
+        <w:t>turn_policy</w:t>
+      </w:r>
+      <w:r>
+        <w:t xml:space="preserve"> and per </w:t>
+      </w:r>
+      <w:r>
+        <w:rPr>
+          <w:rFonts w:ascii="Consolas" w:hAnsi="Consolas"/>
+          <w:color w:val="24292E"/>
+          <w:sz w:val="19"/>
+        </w:rPr>
+        <w:t>category</w:t>
+      </w:r>
+      <w:r>
+        <w:t xml:space="preserve"> with the count printed alongside every rate. Pooled accuracy is dominated by </w:t>
+      </w:r>
+      <w:r>
+        <w:rPr>
+          <w:rFonts w:ascii="Consolas" w:hAnsi="Consolas"/>
+          <w:color w:val="24292E"/>
+          <w:sz w:val="19"/>
+        </w:rPr>
+        <w:t>single_turn</w:t>
+      </w:r>
+      <w:r>
+        <w:t xml:space="preserve"> (18 of 33 tasks) and hides the policies the ladder exists to compare.</w:t>
+      </w:r>
+    </w:p>
+    <w:p>
+      <w:pPr>
         <w:spacing w:before="40"/>
       </w:pPr>
       <w:r>
@@ -2265,7 +2544,7 @@
               <w:rPr>
                 <w:sz w:val="18"/>
               </w:rPr>
-              <w:t>Initial contract. Covers A0 baseline; A1–A4 compare against it.</w:t>
+              <w:t>Initial contract. Covers A0 baseline; A1–A4 compare against it. A5 solve-accuracy metrics added under the same version: they are new metrics, not changes to existing ones, so no arm's numbers move.</w:t>
             </w:r>
           </w:p>
         </w:tc>
@@ -2354,7 +2633,7 @@
         <w:t>not a causal chain</w:t>
       </w:r>
       <w:r>
-        <w:t xml:space="preserve">, and an earlier draft wrongly presented them as one. A4 does not explain A0 — A0 replayed uncorrupted traces, so nothing reached the assertions in a failing condition. A3 did not exploit A4's gap — it leans on </w:t>
+        <w:t xml:space="preserve">, and an earlier draft wrongly presented them as one. A3 did not exploit A4's gap — it leans on </w:t>
       </w:r>
       <w:r>
         <w:rPr>
@@ -2366,6 +2645,39 @@
       </w:r>
       <w:r>
         <w:t xml:space="preserve"> for 14 of its 20 templates, which A4 scored at 0.000 false acceptance. They are also not statistically independent: A4 gates exactly A0's 33 tasks from A0's stage cache.</w:t>
+      </w:r>
+    </w:p>
+    <w:p>
+      <w:r>
+        <w:rPr>
+          <w:b/>
+        </w:rPr>
+        <w:t>A4 did not explain A0 either — until A5.</w:t>
+      </w:r>
+      <w:r>
+        <w:t xml:space="preserve"> A0 replayed uncorrupted traces, so nothing reached the assertions in a failing condition, and the link stayed inferred. A5 closes it with an observation: a target model, given A2's paraphrase of two </w:t>
+      </w:r>
+      <w:r>
+        <w:rPr>
+          <w:rFonts w:ascii="Consolas" w:hAnsi="Consolas"/>
+          <w:color w:val="24292E"/>
+          <w:sz w:val="19"/>
+        </w:rPr>
+        <w:t>confirmation</w:t>
+      </w:r>
+      <w:r>
+        <w:t xml:space="preserve"> tasks, emitted an extra call; </w:t>
+      </w:r>
+      <w:r>
+        <w:rPr>
+          <w:rFonts w:ascii="Consolas" w:hAnsi="Consolas"/>
+          <w:color w:val="24292E"/>
+          <w:sz w:val="19"/>
+        </w:rPr>
+        <w:t>expected_tool_calls</w:t>
+      </w:r>
+      <w:r>
+        <w:t xml:space="preserve"> caught it and the pack's assertions passed all 33 tasks in both wordings. Assertion agreement 1.000, ground-truth agreement 0.939.</w:t>
       </w:r>
     </w:p>
     <w:p>
@@ -2987,6 +3299,452 @@
         <w:pStyle w:val="Heading3"/>
       </w:pPr>
       <w:r>
+        <w:t>A5 — and it happens on real model output</w:t>
+      </w:r>
+    </w:p>
+    <w:p>
+      <w:r>
+        <w:t xml:space="preserve">The same 33 tasks in two wordings, one target model, paired by </w:t>
+      </w:r>
+      <w:r>
+        <w:rPr>
+          <w:rFonts w:ascii="Consolas" w:hAnsi="Consolas"/>
+          <w:color w:val="24292E"/>
+          <w:sz w:val="19"/>
+        </w:rPr>
+        <w:t>task_id</w:t>
+      </w:r>
+      <w:r>
+        <w:t xml:space="preserve"> (which does not cover the surface, so both arms share ids exactly):</w:t>
+      </w:r>
+    </w:p>
+    <w:tbl>
+      <w:tblPr>
+        <w:tblStyle w:val="TableGrid"/>
+        <w:tblW w:type="auto" w:w="0"/>
+        <w:jc w:val="center"/>
+        <w:tblLook w:firstColumn="1" w:firstRow="1" w:lastColumn="0" w:lastRow="0" w:noHBand="0" w:noVBand="1" w:val="04A0"/>
+      </w:tblPr>
+      <w:tblGrid>
+        <w:gridCol w:w="2160"/>
+        <w:gridCol w:w="2160"/>
+        <w:gridCol w:w="2160"/>
+        <w:gridCol w:w="2160"/>
+      </w:tblGrid>
+      <w:tr>
+        <w:tc>
+          <w:tcPr>
+            <w:tcW w:type="dxa" w:w="2160"/>
+          </w:tcPr>
+          <w:p>
+            <w:pPr>
+              <w:jc w:val="left"/>
+            </w:pPr>
+            <w:r>
+              <w:rPr>
+                <w:b/>
+                <w:sz w:val="18"/>
+              </w:rPr>
+            </w:r>
+            <w:r>
+              <w:rPr>
+                <w:b/>
+                <w:sz w:val="18"/>
+              </w:rPr>
+              <w:t>verdict</w:t>
+            </w:r>
+          </w:p>
+        </w:tc>
+        <w:tc>
+          <w:tcPr>
+            <w:tcW w:type="dxa" w:w="2160"/>
+          </w:tcPr>
+          <w:p>
+            <w:pPr>
+              <w:jc w:val="right"/>
+            </w:pPr>
+            <w:r>
+              <w:rPr>
+                <w:b/>
+                <w:sz w:val="18"/>
+              </w:rPr>
+            </w:r>
+            <w:r>
+              <w:rPr>
+                <w:b/>
+                <w:sz w:val="18"/>
+              </w:rPr>
+              <w:t>A0</w:t>
+            </w:r>
+          </w:p>
+        </w:tc>
+        <w:tc>
+          <w:tcPr>
+            <w:tcW w:type="dxa" w:w="2160"/>
+          </w:tcPr>
+          <w:p>
+            <w:pPr>
+              <w:jc w:val="right"/>
+            </w:pPr>
+            <w:r>
+              <w:rPr>
+                <w:b/>
+                <w:sz w:val="18"/>
+              </w:rPr>
+            </w:r>
+            <w:r>
+              <w:rPr>
+                <w:b/>
+                <w:sz w:val="18"/>
+              </w:rPr>
+              <w:t>A2</w:t>
+            </w:r>
+          </w:p>
+        </w:tc>
+        <w:tc>
+          <w:tcPr>
+            <w:tcW w:type="dxa" w:w="2160"/>
+          </w:tcPr>
+          <w:p>
+            <w:pPr>
+              <w:jc w:val="right"/>
+            </w:pPr>
+            <w:r>
+              <w:rPr>
+                <w:b/>
+                <w:sz w:val="18"/>
+              </w:rPr>
+            </w:r>
+            <w:r>
+              <w:rPr>
+                <w:b/>
+                <w:sz w:val="18"/>
+              </w:rPr>
+              <w:t>paired agreement</w:t>
+            </w:r>
+          </w:p>
+        </w:tc>
+      </w:tr>
+      <w:tr>
+        <w:tc>
+          <w:tcPr>
+            <w:tcW w:type="dxa" w:w="2160"/>
+          </w:tcPr>
+          <w:p>
+            <w:pPr>
+              <w:jc w:val="left"/>
+            </w:pPr>
+            <w:r>
+              <w:rPr>
+                <w:sz w:val="18"/>
+              </w:rPr>
+            </w:r>
+            <w:r>
+              <w:rPr>
+                <w:sz w:val="18"/>
+              </w:rPr>
+              <w:t xml:space="preserve">calls equal </w:t>
+            </w:r>
+            <w:r>
+              <w:rPr>
+                <w:rFonts w:ascii="Consolas" w:hAnsi="Consolas"/>
+                <w:color w:val="24292E"/>
+                <w:sz w:val="18"/>
+              </w:rPr>
+              <w:t>expected_tool_calls</w:t>
+            </w:r>
+          </w:p>
+        </w:tc>
+        <w:tc>
+          <w:tcPr>
+            <w:tcW w:type="dxa" w:w="2160"/>
+          </w:tcPr>
+          <w:p>
+            <w:pPr>
+              <w:jc w:val="right"/>
+            </w:pPr>
+            <w:r>
+              <w:rPr>
+                <w:sz w:val="18"/>
+              </w:rPr>
+            </w:r>
+            <w:r>
+              <w:rPr>
+                <w:sz w:val="18"/>
+              </w:rPr>
+              <w:t>0.970</w:t>
+            </w:r>
+          </w:p>
+        </w:tc>
+        <w:tc>
+          <w:tcPr>
+            <w:tcW w:type="dxa" w:w="2160"/>
+          </w:tcPr>
+          <w:p>
+            <w:pPr>
+              <w:jc w:val="right"/>
+            </w:pPr>
+            <w:r>
+              <w:rPr>
+                <w:sz w:val="18"/>
+              </w:rPr>
+            </w:r>
+            <w:r>
+              <w:rPr>
+                <w:sz w:val="18"/>
+              </w:rPr>
+              <w:t>0.909</w:t>
+            </w:r>
+          </w:p>
+        </w:tc>
+        <w:tc>
+          <w:tcPr>
+            <w:tcW w:type="dxa" w:w="2160"/>
+          </w:tcPr>
+          <w:p>
+            <w:pPr>
+              <w:jc w:val="right"/>
+            </w:pPr>
+            <w:r>
+              <w:rPr>
+                <w:sz w:val="18"/>
+              </w:rPr>
+            </w:r>
+            <w:r>
+              <w:rPr>
+                <w:sz w:val="18"/>
+              </w:rPr>
+              <w:t>0.939</w:t>
+            </w:r>
+          </w:p>
+        </w:tc>
+      </w:tr>
+      <w:tr>
+        <w:tc>
+          <w:tcPr>
+            <w:tcW w:type="dxa" w:w="2160"/>
+          </w:tcPr>
+          <w:p>
+            <w:pPr>
+              <w:jc w:val="left"/>
+            </w:pPr>
+            <w:r>
+              <w:rPr>
+                <w:sz w:val="18"/>
+              </w:rPr>
+            </w:r>
+            <w:r>
+              <w:rPr>
+                <w:sz w:val="18"/>
+              </w:rPr>
+              <w:t xml:space="preserve">the pack's own </w:t>
+            </w:r>
+            <w:r>
+              <w:rPr>
+                <w:rFonts w:ascii="Consolas" w:hAnsi="Consolas"/>
+                <w:color w:val="24292E"/>
+                <w:sz w:val="18"/>
+              </w:rPr>
+              <w:t>success_assertions</w:t>
+            </w:r>
+          </w:p>
+        </w:tc>
+        <w:tc>
+          <w:tcPr>
+            <w:tcW w:type="dxa" w:w="2160"/>
+          </w:tcPr>
+          <w:p>
+            <w:pPr>
+              <w:jc w:val="right"/>
+            </w:pPr>
+            <w:r>
+              <w:rPr>
+                <w:sz w:val="18"/>
+              </w:rPr>
+            </w:r>
+            <w:r>
+              <w:rPr>
+                <w:sz w:val="18"/>
+              </w:rPr>
+              <w:t>0.970</w:t>
+            </w:r>
+          </w:p>
+        </w:tc>
+        <w:tc>
+          <w:tcPr>
+            <w:tcW w:type="dxa" w:w="2160"/>
+          </w:tcPr>
+          <w:p>
+            <w:pPr>
+              <w:jc w:val="right"/>
+            </w:pPr>
+            <w:r>
+              <w:rPr>
+                <w:sz w:val="18"/>
+              </w:rPr>
+            </w:r>
+            <w:r>
+              <w:rPr>
+                <w:sz w:val="18"/>
+              </w:rPr>
+              <w:t>0.970</w:t>
+            </w:r>
+          </w:p>
+        </w:tc>
+        <w:tc>
+          <w:tcPr>
+            <w:tcW w:type="dxa" w:w="2160"/>
+          </w:tcPr>
+          <w:p>
+            <w:pPr>
+              <w:jc w:val="right"/>
+            </w:pPr>
+            <w:r>
+              <w:rPr>
+                <w:sz w:val="18"/>
+              </w:rPr>
+            </w:r>
+            <w:r>
+              <w:rPr>
+                <w:b/>
+                <w:sz w:val="18"/>
+              </w:rPr>
+              <w:t>1.000</w:t>
+            </w:r>
+          </w:p>
+        </w:tc>
+      </w:tr>
+    </w:tbl>
+    <w:p/>
+    <w:p>
+      <w:r>
+        <w:t xml:space="preserve">Two </w:t>
+      </w:r>
+      <w:r>
+        <w:rPr>
+          <w:rFonts w:ascii="Consolas" w:hAnsi="Consolas"/>
+          <w:color w:val="24292E"/>
+          <w:sz w:val="19"/>
+        </w:rPr>
+        <w:t>confirmation</w:t>
+      </w:r>
+      <w:r>
+        <w:t xml:space="preserve"> tasks flipped. A0 says </w:t>
+      </w:r>
+      <w:r>
+        <w:rPr>
+          <w:i/>
+        </w:rPr>
+        <w:t xml:space="preserve">"chuyển </w:t>
+      </w:r>
+      <w:r>
+        <w:rPr>
+          <w:i/>
+        </w:rPr>
+        <w:t>ngay</w:t>
+      </w:r>
+      <w:r>
+        <w:rPr>
+          <w:i/>
+        </w:rPr>
+        <w:t>"</w:t>
+      </w:r>
+      <w:r>
+        <w:t xml:space="preserve"> (transfer </w:t>
+      </w:r>
+      <w:r>
+        <w:rPr>
+          <w:i/>
+        </w:rPr>
+        <w:t>immediately</w:t>
+      </w:r>
+      <w:r>
+        <w:t xml:space="preserve">), A2 says </w:t>
+      </w:r>
+      <w:r>
+        <w:rPr>
+          <w:i/>
+        </w:rPr>
+        <w:t>"</w:t>
+      </w:r>
+      <w:r>
+        <w:rPr>
+          <w:i/>
+        </w:rPr>
+        <w:t>mong</w:t>
+      </w:r>
+      <w:r>
+        <w:rPr>
+          <w:i/>
+        </w:rPr>
+        <w:t xml:space="preserve"> chuyển"</w:t>
+      </w:r>
+      <w:r>
+        <w:t xml:space="preserve"> (</w:t>
+      </w:r>
+      <w:r>
+        <w:rPr>
+          <w:i/>
+        </w:rPr>
+        <w:t>would like to</w:t>
+      </w:r>
+      <w:r>
+        <w:t xml:space="preserve"> transfer); without the urgency marker the model checked the fee first. The transfer is identical and correct — the call set is not. The assertions passed both.</w:t>
+      </w:r>
+    </w:p>
+    <w:p>
+      <w:r>
+        <w:t xml:space="preserve">The failure mode is </w:t>
+      </w:r>
+      <w:r>
+        <w:rPr>
+          <w:rFonts w:ascii="Consolas" w:hAnsi="Consolas"/>
+          <w:color w:val="24292E"/>
+          <w:sz w:val="19"/>
+        </w:rPr>
+        <w:t>inject_extra_call</w:t>
+      </w:r>
+      <w:r>
+        <w:t xml:space="preserve">, which A4 had scored at </w:t>
+      </w:r>
+      <w:r>
+        <w:rPr>
+          <w:b/>
+        </w:rPr>
+        <w:t>0.882</w:t>
+      </w:r>
+      <w:r>
+        <w:t xml:space="preserve"> false acceptance on synthetic corruptions. It is the operator A4 rated most dangerous, and it is the one that showed up first in the wild.</w:t>
+      </w:r>
+    </w:p>
+    <w:p>
+      <w:r>
+        <w:t xml:space="preserve">Two honest qualifications: the accuracy delta is </w:t>
+      </w:r>
+      <w:r>
+        <w:rPr>
+          <w:b/>
+        </w:rPr>
+        <w:t>not significant</w:t>
+      </w:r>
+      <w:r>
+        <w:t xml:space="preserve"> (McNemar p = 0.50 on 2 discordant pairs), and the paraphrase preserved tool-level intent — A2's checker passed it correctly. What changed was register. </w:t>
+      </w:r>
+      <w:r>
+        <w:rPr>
+          <w:b/>
+        </w:rPr>
+        <w:t>Intent preservation is not behavioural equivalence</w:t>
+      </w:r>
+      <w:r>
+        <w:t>, and no arm before this one could tell the difference.</w:t>
+      </w:r>
+    </w:p>
+    <w:p>
+      <w:pPr>
+        <w:pStyle w:val="Heading3"/>
+      </w:pPr>
+      <w:r>
         <w:t>A1 and A2 — the parts that worked</w:t>
       </w:r>
     </w:p>
@@ -3949,7 +4707,7 @@
               <w:rPr>
                 <w:sz w:val="18"/>
               </w:rPr>
-              <w:t>supported — LLM suites are stricter but false-reject 2–3 of 34 valid tasks at 8x the code</w:t>
+              <w:t>supported — LLM suites are stricter but false-reject 2–3 of 34 valid tasks at 8–9x the code, and the feedback arm also rejects 18 of 26 corruptions that were never defects</w:t>
             </w:r>
           </w:p>
         </w:tc>
@@ -4186,33 +4944,15 @@
         <w:rPr>
           <w:b/>
         </w:rPr>
-        <w:t>No target-model evaluation.</w:t>
-      </w:r>
-      <w:r>
-        <w:t xml:space="preserve"> The plan's STEP 4 — running models against the published</w:t>
+        <w:t>Target-model evaluation is one model, one paraphrase.</w:t>
+      </w:r>
+      <w:r>
+        <w:t xml:space="preserve"> A5 implements the plan's STEP 4 and</w:t>
       </w:r>
     </w:p>
     <w:p>
       <w:r>
-        <w:t xml:space="preserve">benchmark and comparing per-policy accuracy and paired agreement — is not implemented. Nothing here says whether benchmark </w:t>
-      </w:r>
-      <w:r>
-        <w:rPr>
-          <w:i/>
-        </w:rPr>
-        <w:t>conclusions</w:t>
-      </w:r>
-      <w:r>
-        <w:t xml:space="preserve"> are stable, only whether benchmark </w:t>
-      </w:r>
-      <w:r>
-        <w:rPr>
-          <w:i/>
-        </w:rPr>
-        <w:t>content</w:t>
-      </w:r>
-      <w:r>
-        <w:t xml:space="preserve"> is.</w:t>
+        <w:t>found that the assertions cannot see a wording effect the declared ground truth catches. But its accuracy delta rests on 2 discordant pairs (p = 0.50) and its target model is the same family that wrote the paraphrases. It shows the gap is real; it does not yet say how large.</w:t>
       </w:r>
     </w:p>
     <w:p>
@@ -4586,6 +5326,20 @@
               </w:rPr>
               <w:t>results/A2/</w:t>
             </w:r>
+            <w:r>
+              <w:rPr>
+                <w:sz w:val="18"/>
+              </w:rPr>
+              <w:t xml:space="preserve">, </w:t>
+            </w:r>
+            <w:r>
+              <w:rPr>
+                <w:rFonts w:ascii="Consolas" w:hAnsi="Consolas"/>
+                <w:color w:val="24292E"/>
+                <w:sz w:val="18"/>
+              </w:rPr>
+              <w:t>results/A2_rerun/</w:t>
+            </w:r>
           </w:p>
         </w:tc>
       </w:tr>
@@ -4719,6 +5473,73 @@
                 <w:sz w:val="18"/>
               </w:rPr>
               <w:t>results/A4/</w:t>
+            </w:r>
+          </w:p>
+        </w:tc>
+      </w:tr>
+      <w:tr>
+        <w:tc>
+          <w:tcPr>
+            <w:tcW w:type="dxa" w:w="2880"/>
+          </w:tcPr>
+          <w:p>
+            <w:pPr>
+              <w:jc w:val="left"/>
+            </w:pPr>
+            <w:r>
+              <w:rPr>
+                <w:sz w:val="18"/>
+              </w:rPr>
+            </w:r>
+            <w:r>
+              <w:rPr>
+                <w:sz w:val="18"/>
+              </w:rPr>
+              <w:t>A5</w:t>
+            </w:r>
+          </w:p>
+        </w:tc>
+        <w:tc>
+          <w:tcPr>
+            <w:tcW w:type="dxa" w:w="2880"/>
+          </w:tcPr>
+          <w:p>
+            <w:pPr>
+              <w:jc w:val="left"/>
+            </w:pPr>
+            <w:r>
+              <w:rPr>
+                <w:sz w:val="18"/>
+              </w:rPr>
+            </w:r>
+            <w:r>
+              <w:rPr>
+                <w:sz w:val="18"/>
+              </w:rPr>
+              <w:t>a5.md</w:t>
+            </w:r>
+          </w:p>
+        </w:tc>
+        <w:tc>
+          <w:tcPr>
+            <w:tcW w:type="dxa" w:w="2880"/>
+          </w:tcPr>
+          <w:p>
+            <w:pPr>
+              <w:jc w:val="left"/>
+            </w:pPr>
+            <w:r>
+              <w:rPr>
+                <w:sz w:val="18"/>
+              </w:rPr>
+            </w:r>
+            <w:r>
+              <w:rPr>
+                <w:rFonts w:ascii="Consolas" w:hAnsi="Consolas"/>
+                <w:color w:val="24292E"/>
+                <w:sz w:val="18"/>
+              </w:rPr>
+              <w:t>results/A5/</w:t>
             </w:r>
           </w:p>
         </w:tc>
@@ -7618,7 +8439,7 @@
               <w:rPr>
                 <w:sz w:val="18"/>
               </w:rPr>
-              <w:t>0.021 (2/96)</w:t>
+              <w:t>0.000 (0/96)</w:t>
             </w:r>
           </w:p>
         </w:tc>
@@ -7639,7 +8460,7 @@
               <w:rPr>
                 <w:sz w:val="18"/>
               </w:rPr>
-              <w:t>0.065 (8/123)</w:t>
+              <w:t>0.024 (3/123)</w:t>
             </w:r>
           </w:p>
         </w:tc>
@@ -8292,7 +9113,7 @@
           <w:rFonts w:ascii="Consolas" w:hAnsi="Consolas"/>
           <w:sz w:val="18"/>
         </w:rPr>
-        <w:t>PYTHONPATH=src python3 bfcl_ablation/run_a0.py   # then a1, a2, a3, a4</w:t>
+        <w:t>PYTHONPATH=src python3 bfcl_ablation/run_a0.py   # then a1, a2, a3, a4, a5</w:t>
       </w:r>
     </w:p>
     <w:p>
@@ -8560,7 +9381,7 @@
               <w:rPr>
                 <w:sz w:val="18"/>
               </w:rPr>
-              <w:t>37,380 B</w:t>
+              <w:t>37,462 B</w:t>
             </w:r>
           </w:p>
         </w:tc>
@@ -8581,7 +9402,7 @@
               <w:rPr>
                 <w:sz w:val="18"/>
               </w:rPr>
-              <w:t>sha256:a687a00faea654de</w:t>
+              <w:t>sha256:dadc946878e938fc</w:t>
             </w:r>
           </w:p>
         </w:tc>
@@ -8690,7 +9511,7 @@
               <w:rPr>
                 <w:sz w:val="18"/>
               </w:rPr>
-              <w:t>3,238 B</w:t>
+              <w:t>3,276 B</w:t>
             </w:r>
           </w:p>
         </w:tc>
@@ -8711,7 +9532,7 @@
               <w:rPr>
                 <w:sz w:val="18"/>
               </w:rPr>
-              <w:t>sha256:b994b683ac564dc7</w:t>
+              <w:t>sha256:df2fa6963c93af2f</w:t>
             </w:r>
           </w:p>
         </w:tc>
@@ -8864,7 +9685,7 @@
               <w:rPr>
                 <w:sz w:val="18"/>
               </w:rPr>
-              <w:t>bfcl_ablation/results/A3/metrics.json</w:t>
+              <w:t>bfcl_ablation/results/A2_rerun/REPRODUCTION.md</w:t>
             </w:r>
           </w:p>
         </w:tc>
@@ -8885,7 +9706,7 @@
               <w:rPr>
                 <w:sz w:val="18"/>
               </w:rPr>
-              <w:t>82,214 B</w:t>
+              <w:t>5,419 B</w:t>
             </w:r>
           </w:p>
         </w:tc>
@@ -8906,7 +9727,7 @@
               <w:rPr>
                 <w:sz w:val="18"/>
               </w:rPr>
-              <w:t>sha256:6493dced19cde690</w:t>
+              <w:t>sha256:d58af368609d68b3</w:t>
             </w:r>
           </w:p>
         </w:tc>
@@ -8929,7 +9750,7 @@
               <w:rPr>
                 <w:sz w:val="18"/>
               </w:rPr>
-              <w:t>bfcl_ablation/results/A3/report.md</w:t>
+              <w:t>bfcl_ablation/results/A2_rerun/baseline_hashes.txt</w:t>
             </w:r>
           </w:p>
         </w:tc>
@@ -8950,7 +9771,7 @@
               <w:rPr>
                 <w:sz w:val="18"/>
               </w:rPr>
-              <w:t>10,218 B</w:t>
+              <w:t>177 B</w:t>
             </w:r>
           </w:p>
         </w:tc>
@@ -8971,7 +9792,7 @@
               <w:rPr>
                 <w:sz w:val="18"/>
               </w:rPr>
-              <w:t>sha256:ef24d886183e0949</w:t>
+              <w:t>sha256:32f49767963fec7a</w:t>
             </w:r>
           </w:p>
         </w:tc>
@@ -8994,7 +9815,7 @@
               <w:rPr>
                 <w:sz w:val="18"/>
               </w:rPr>
-              <w:t>bfcl_ablation/results/A4/metrics.json</w:t>
+              <w:t>bfcl_ablation/results/A2_rerun/budget_sweep_24.json</w:t>
             </w:r>
           </w:p>
         </w:tc>
@@ -9015,7 +9836,7 @@
               <w:rPr>
                 <w:sz w:val="18"/>
               </w:rPr>
-              <w:t>134,268 B</w:t>
+              <w:t>432 B</w:t>
             </w:r>
           </w:p>
         </w:tc>
@@ -9036,7 +9857,7 @@
               <w:rPr>
                 <w:sz w:val="18"/>
               </w:rPr>
-              <w:t>sha256:c908c5ea2e0610f6</w:t>
+              <w:t>sha256:17ad5147919228a9</w:t>
             </w:r>
           </w:p>
         </w:tc>
@@ -9059,7 +9880,7 @@
               <w:rPr>
                 <w:sz w:val="18"/>
               </w:rPr>
-              <w:t>bfcl_ablation/results/A4/trials.json</w:t>
+              <w:t>bfcl_ablation/results/A2_rerun/driver.py</w:t>
             </w:r>
           </w:p>
         </w:tc>
@@ -9080,7 +9901,7 @@
               <w:rPr>
                 <w:sz w:val="18"/>
               </w:rPr>
-              <w:t>439,728 B</w:t>
+              <w:t>1,907 B</w:t>
             </w:r>
           </w:p>
         </w:tc>
@@ -9101,7 +9922,7 @@
               <w:rPr>
                 <w:sz w:val="18"/>
               </w:rPr>
-              <w:t>sha256:f44a2bac0b98f830</w:t>
+              <w:t>sha256:f71ab3551208b20a</w:t>
             </w:r>
           </w:p>
         </w:tc>
@@ -9124,7 +9945,7 @@
               <w:rPr>
                 <w:sz w:val="18"/>
               </w:rPr>
-              <w:t>bfcl_ablation/results/METRICS.md</w:t>
+              <w:t>bfcl_ablation/results/A2_rerun/driver2.py</w:t>
             </w:r>
           </w:p>
         </w:tc>
@@ -9145,7 +9966,7 @@
               <w:rPr>
                 <w:sz w:val="18"/>
               </w:rPr>
-              <w:t>8,071 B</w:t>
+              <w:t>2,652 B</w:t>
             </w:r>
           </w:p>
         </w:tc>
@@ -9166,7 +9987,7 @@
               <w:rPr>
                 <w:sz w:val="18"/>
               </w:rPr>
-              <w:t>sha256:6472ec09d3c6bdd0</w:t>
+              <w:t>sha256:3a6ee369de11c79f</w:t>
             </w:r>
           </w:p>
         </w:tc>
@@ -9189,7 +10010,7 @@
               <w:rPr>
                 <w:sz w:val="18"/>
               </w:rPr>
-              <w:t>bfcl_ablation/results/budget_sweep.json</w:t>
+              <w:t>bfcl_ablation/results/A2_rerun/metrics.json</w:t>
             </w:r>
           </w:p>
         </w:tc>
@@ -9210,7 +10031,7 @@
               <w:rPr>
                 <w:sz w:val="18"/>
               </w:rPr>
-              <w:t>1,289 B</w:t>
+              <w:t>323,051 B</w:t>
             </w:r>
           </w:p>
         </w:tc>
@@ -9231,7 +10052,7 @@
               <w:rPr>
                 <w:sz w:val="18"/>
               </w:rPr>
-              <w:t>sha256:f5816043e262476a</w:t>
+              <w:t>sha256:84633a5379650d0c</w:t>
             </w:r>
           </w:p>
         </w:tc>
@@ -9254,6 +10075,656 @@
               <w:rPr>
                 <w:sz w:val="18"/>
               </w:rPr>
+              <w:t>bfcl_ablation/results/A2_rerun/report.md</w:t>
+            </w:r>
+          </w:p>
+        </w:tc>
+        <w:tc>
+          <w:tcPr>
+            <w:tcW w:type="dxa" w:w="2880"/>
+          </w:tcPr>
+          <w:p>
+            <w:pPr>
+              <w:jc w:val="right"/>
+            </w:pPr>
+            <w:r>
+              <w:rPr>
+                <w:sz w:val="18"/>
+              </w:rPr>
+            </w:r>
+            <w:r>
+              <w:rPr>
+                <w:sz w:val="18"/>
+              </w:rPr>
+              <w:t>4,594 B</w:t>
+            </w:r>
+          </w:p>
+        </w:tc>
+        <w:tc>
+          <w:tcPr>
+            <w:tcW w:type="dxa" w:w="2880"/>
+          </w:tcPr>
+          <w:p>
+            <w:pPr>
+              <w:jc w:val="right"/>
+            </w:pPr>
+            <w:r>
+              <w:rPr>
+                <w:sz w:val="18"/>
+              </w:rPr>
+            </w:r>
+            <w:r>
+              <w:rPr>
+                <w:sz w:val="18"/>
+              </w:rPr>
+              <w:t>sha256:3c781a86da4e3d82</w:t>
+            </w:r>
+          </w:p>
+        </w:tc>
+      </w:tr>
+      <w:tr>
+        <w:tc>
+          <w:tcPr>
+            <w:tcW w:type="dxa" w:w="2880"/>
+          </w:tcPr>
+          <w:p>
+            <w:pPr>
+              <w:jc w:val="left"/>
+            </w:pPr>
+            <w:r>
+              <w:rPr>
+                <w:sz w:val="18"/>
+              </w:rPr>
+            </w:r>
+            <w:r>
+              <w:rPr>
+                <w:sz w:val="18"/>
+              </w:rPr>
+              <w:t>bfcl_ablation/results/A2_rerun/run.log</w:t>
+            </w:r>
+          </w:p>
+        </w:tc>
+        <w:tc>
+          <w:tcPr>
+            <w:tcW w:type="dxa" w:w="2880"/>
+          </w:tcPr>
+          <w:p>
+            <w:pPr>
+              <w:jc w:val="right"/>
+            </w:pPr>
+            <w:r>
+              <w:rPr>
+                <w:sz w:val="18"/>
+              </w:rPr>
+            </w:r>
+            <w:r>
+              <w:rPr>
+                <w:sz w:val="18"/>
+              </w:rPr>
+              <w:t>6,355 B</w:t>
+            </w:r>
+          </w:p>
+        </w:tc>
+        <w:tc>
+          <w:tcPr>
+            <w:tcW w:type="dxa" w:w="2880"/>
+          </w:tcPr>
+          <w:p>
+            <w:pPr>
+              <w:jc w:val="right"/>
+            </w:pPr>
+            <w:r>
+              <w:rPr>
+                <w:sz w:val="18"/>
+              </w:rPr>
+            </w:r>
+            <w:r>
+              <w:rPr>
+                <w:sz w:val="18"/>
+              </w:rPr>
+              <w:t>sha256:4070738a5bb0cfc6</w:t>
+            </w:r>
+          </w:p>
+        </w:tc>
+      </w:tr>
+      <w:tr>
+        <w:tc>
+          <w:tcPr>
+            <w:tcW w:type="dxa" w:w="2880"/>
+          </w:tcPr>
+          <w:p>
+            <w:pPr>
+              <w:jc w:val="left"/>
+            </w:pPr>
+            <w:r>
+              <w:rPr>
+                <w:sz w:val="18"/>
+              </w:rPr>
+            </w:r>
+            <w:r>
+              <w:rPr>
+                <w:sz w:val="18"/>
+              </w:rPr>
+              <w:t>bfcl_ablation/results/A3/metrics.json</w:t>
+            </w:r>
+          </w:p>
+        </w:tc>
+        <w:tc>
+          <w:tcPr>
+            <w:tcW w:type="dxa" w:w="2880"/>
+          </w:tcPr>
+          <w:p>
+            <w:pPr>
+              <w:jc w:val="right"/>
+            </w:pPr>
+            <w:r>
+              <w:rPr>
+                <w:sz w:val="18"/>
+              </w:rPr>
+            </w:r>
+            <w:r>
+              <w:rPr>
+                <w:sz w:val="18"/>
+              </w:rPr>
+              <w:t>82,214 B</w:t>
+            </w:r>
+          </w:p>
+        </w:tc>
+        <w:tc>
+          <w:tcPr>
+            <w:tcW w:type="dxa" w:w="2880"/>
+          </w:tcPr>
+          <w:p>
+            <w:pPr>
+              <w:jc w:val="right"/>
+            </w:pPr>
+            <w:r>
+              <w:rPr>
+                <w:sz w:val="18"/>
+              </w:rPr>
+            </w:r>
+            <w:r>
+              <w:rPr>
+                <w:sz w:val="18"/>
+              </w:rPr>
+              <w:t>sha256:6493dced19cde690</w:t>
+            </w:r>
+          </w:p>
+        </w:tc>
+      </w:tr>
+      <w:tr>
+        <w:tc>
+          <w:tcPr>
+            <w:tcW w:type="dxa" w:w="2880"/>
+          </w:tcPr>
+          <w:p>
+            <w:pPr>
+              <w:jc w:val="left"/>
+            </w:pPr>
+            <w:r>
+              <w:rPr>
+                <w:sz w:val="18"/>
+              </w:rPr>
+            </w:r>
+            <w:r>
+              <w:rPr>
+                <w:sz w:val="18"/>
+              </w:rPr>
+              <w:t>bfcl_ablation/results/A3/report.md</w:t>
+            </w:r>
+          </w:p>
+        </w:tc>
+        <w:tc>
+          <w:tcPr>
+            <w:tcW w:type="dxa" w:w="2880"/>
+          </w:tcPr>
+          <w:p>
+            <w:pPr>
+              <w:jc w:val="right"/>
+            </w:pPr>
+            <w:r>
+              <w:rPr>
+                <w:sz w:val="18"/>
+              </w:rPr>
+            </w:r>
+            <w:r>
+              <w:rPr>
+                <w:sz w:val="18"/>
+              </w:rPr>
+              <w:t>10,218 B</w:t>
+            </w:r>
+          </w:p>
+        </w:tc>
+        <w:tc>
+          <w:tcPr>
+            <w:tcW w:type="dxa" w:w="2880"/>
+          </w:tcPr>
+          <w:p>
+            <w:pPr>
+              <w:jc w:val="right"/>
+            </w:pPr>
+            <w:r>
+              <w:rPr>
+                <w:sz w:val="18"/>
+              </w:rPr>
+            </w:r>
+            <w:r>
+              <w:rPr>
+                <w:sz w:val="18"/>
+              </w:rPr>
+              <w:t>sha256:ef24d886183e0949</w:t>
+            </w:r>
+          </w:p>
+        </w:tc>
+      </w:tr>
+      <w:tr>
+        <w:tc>
+          <w:tcPr>
+            <w:tcW w:type="dxa" w:w="2880"/>
+          </w:tcPr>
+          <w:p>
+            <w:pPr>
+              <w:jc w:val="left"/>
+            </w:pPr>
+            <w:r>
+              <w:rPr>
+                <w:sz w:val="18"/>
+              </w:rPr>
+            </w:r>
+            <w:r>
+              <w:rPr>
+                <w:sz w:val="18"/>
+              </w:rPr>
+              <w:t>bfcl_ablation/results/A4/metrics.json</w:t>
+            </w:r>
+          </w:p>
+        </w:tc>
+        <w:tc>
+          <w:tcPr>
+            <w:tcW w:type="dxa" w:w="2880"/>
+          </w:tcPr>
+          <w:p>
+            <w:pPr>
+              <w:jc w:val="right"/>
+            </w:pPr>
+            <w:r>
+              <w:rPr>
+                <w:sz w:val="18"/>
+              </w:rPr>
+            </w:r>
+            <w:r>
+              <w:rPr>
+                <w:sz w:val="18"/>
+              </w:rPr>
+              <w:t>134,306 B</w:t>
+            </w:r>
+          </w:p>
+        </w:tc>
+        <w:tc>
+          <w:tcPr>
+            <w:tcW w:type="dxa" w:w="2880"/>
+          </w:tcPr>
+          <w:p>
+            <w:pPr>
+              <w:jc w:val="right"/>
+            </w:pPr>
+            <w:r>
+              <w:rPr>
+                <w:sz w:val="18"/>
+              </w:rPr>
+            </w:r>
+            <w:r>
+              <w:rPr>
+                <w:sz w:val="18"/>
+              </w:rPr>
+              <w:t>sha256:54e8b6cc81d2421c</w:t>
+            </w:r>
+          </w:p>
+        </w:tc>
+      </w:tr>
+      <w:tr>
+        <w:tc>
+          <w:tcPr>
+            <w:tcW w:type="dxa" w:w="2880"/>
+          </w:tcPr>
+          <w:p>
+            <w:pPr>
+              <w:jc w:val="left"/>
+            </w:pPr>
+            <w:r>
+              <w:rPr>
+                <w:sz w:val="18"/>
+              </w:rPr>
+            </w:r>
+            <w:r>
+              <w:rPr>
+                <w:sz w:val="18"/>
+              </w:rPr>
+              <w:t>bfcl_ablation/results/A4/report.md</w:t>
+            </w:r>
+          </w:p>
+        </w:tc>
+        <w:tc>
+          <w:tcPr>
+            <w:tcW w:type="dxa" w:w="2880"/>
+          </w:tcPr>
+          <w:p>
+            <w:pPr>
+              <w:jc w:val="right"/>
+            </w:pPr>
+            <w:r>
+              <w:rPr>
+                <w:sz w:val="18"/>
+              </w:rPr>
+            </w:r>
+            <w:r>
+              <w:rPr>
+                <w:sz w:val="18"/>
+              </w:rPr>
+              <w:t>4,149 B</w:t>
+            </w:r>
+          </w:p>
+        </w:tc>
+        <w:tc>
+          <w:tcPr>
+            <w:tcW w:type="dxa" w:w="2880"/>
+          </w:tcPr>
+          <w:p>
+            <w:pPr>
+              <w:jc w:val="right"/>
+            </w:pPr>
+            <w:r>
+              <w:rPr>
+                <w:sz w:val="18"/>
+              </w:rPr>
+            </w:r>
+            <w:r>
+              <w:rPr>
+                <w:sz w:val="18"/>
+              </w:rPr>
+              <w:t>sha256:d878944509f58cdd</w:t>
+            </w:r>
+          </w:p>
+        </w:tc>
+      </w:tr>
+      <w:tr>
+        <w:tc>
+          <w:tcPr>
+            <w:tcW w:type="dxa" w:w="2880"/>
+          </w:tcPr>
+          <w:p>
+            <w:pPr>
+              <w:jc w:val="left"/>
+            </w:pPr>
+            <w:r>
+              <w:rPr>
+                <w:sz w:val="18"/>
+              </w:rPr>
+            </w:r>
+            <w:r>
+              <w:rPr>
+                <w:sz w:val="18"/>
+              </w:rPr>
+              <w:t>bfcl_ablation/results/A4/trials.json</w:t>
+            </w:r>
+          </w:p>
+        </w:tc>
+        <w:tc>
+          <w:tcPr>
+            <w:tcW w:type="dxa" w:w="2880"/>
+          </w:tcPr>
+          <w:p>
+            <w:pPr>
+              <w:jc w:val="right"/>
+            </w:pPr>
+            <w:r>
+              <w:rPr>
+                <w:sz w:val="18"/>
+              </w:rPr>
+            </w:r>
+            <w:r>
+              <w:rPr>
+                <w:sz w:val="18"/>
+              </w:rPr>
+              <w:t>440,170 B</w:t>
+            </w:r>
+          </w:p>
+        </w:tc>
+        <w:tc>
+          <w:tcPr>
+            <w:tcW w:type="dxa" w:w="2880"/>
+          </w:tcPr>
+          <w:p>
+            <w:pPr>
+              <w:jc w:val="right"/>
+            </w:pPr>
+            <w:r>
+              <w:rPr>
+                <w:sz w:val="18"/>
+              </w:rPr>
+            </w:r>
+            <w:r>
+              <w:rPr>
+                <w:sz w:val="18"/>
+              </w:rPr>
+              <w:t>sha256:5c15c10e9f47ad38</w:t>
+            </w:r>
+          </w:p>
+        </w:tc>
+      </w:tr>
+      <w:tr>
+        <w:tc>
+          <w:tcPr>
+            <w:tcW w:type="dxa" w:w="2880"/>
+          </w:tcPr>
+          <w:p>
+            <w:pPr>
+              <w:jc w:val="left"/>
+            </w:pPr>
+            <w:r>
+              <w:rPr>
+                <w:sz w:val="18"/>
+              </w:rPr>
+            </w:r>
+            <w:r>
+              <w:rPr>
+                <w:sz w:val="18"/>
+              </w:rPr>
+              <w:t>bfcl_ablation/results/A5/metrics.json</w:t>
+            </w:r>
+          </w:p>
+        </w:tc>
+        <w:tc>
+          <w:tcPr>
+            <w:tcW w:type="dxa" w:w="2880"/>
+          </w:tcPr>
+          <w:p>
+            <w:pPr>
+              <w:jc w:val="right"/>
+            </w:pPr>
+            <w:r>
+              <w:rPr>
+                <w:sz w:val="18"/>
+              </w:rPr>
+            </w:r>
+            <w:r>
+              <w:rPr>
+                <w:sz w:val="18"/>
+              </w:rPr>
+              <w:t>12,108 B</w:t>
+            </w:r>
+          </w:p>
+        </w:tc>
+        <w:tc>
+          <w:tcPr>
+            <w:tcW w:type="dxa" w:w="2880"/>
+          </w:tcPr>
+          <w:p>
+            <w:pPr>
+              <w:jc w:val="right"/>
+            </w:pPr>
+            <w:r>
+              <w:rPr>
+                <w:sz w:val="18"/>
+              </w:rPr>
+            </w:r>
+            <w:r>
+              <w:rPr>
+                <w:sz w:val="18"/>
+              </w:rPr>
+              <w:t>sha256:ad0fc6e94c20d0e3</w:t>
+            </w:r>
+          </w:p>
+        </w:tc>
+      </w:tr>
+      <w:tr>
+        <w:tc>
+          <w:tcPr>
+            <w:tcW w:type="dxa" w:w="2880"/>
+          </w:tcPr>
+          <w:p>
+            <w:pPr>
+              <w:jc w:val="left"/>
+            </w:pPr>
+            <w:r>
+              <w:rPr>
+                <w:sz w:val="18"/>
+              </w:rPr>
+            </w:r>
+            <w:r>
+              <w:rPr>
+                <w:sz w:val="18"/>
+              </w:rPr>
+              <w:t>bfcl_ablation/results/A5/report.md</w:t>
+            </w:r>
+          </w:p>
+        </w:tc>
+        <w:tc>
+          <w:tcPr>
+            <w:tcW w:type="dxa" w:w="2880"/>
+          </w:tcPr>
+          <w:p>
+            <w:pPr>
+              <w:jc w:val="right"/>
+            </w:pPr>
+            <w:r>
+              <w:rPr>
+                <w:sz w:val="18"/>
+              </w:rPr>
+            </w:r>
+            <w:r>
+              <w:rPr>
+                <w:sz w:val="18"/>
+              </w:rPr>
+              <w:t>3,024 B</w:t>
+            </w:r>
+          </w:p>
+        </w:tc>
+        <w:tc>
+          <w:tcPr>
+            <w:tcW w:type="dxa" w:w="2880"/>
+          </w:tcPr>
+          <w:p>
+            <w:pPr>
+              <w:jc w:val="right"/>
+            </w:pPr>
+            <w:r>
+              <w:rPr>
+                <w:sz w:val="18"/>
+              </w:rPr>
+            </w:r>
+            <w:r>
+              <w:rPr>
+                <w:sz w:val="18"/>
+              </w:rPr>
+              <w:t>sha256:a2aae87fd0d34e7c</w:t>
+            </w:r>
+          </w:p>
+        </w:tc>
+      </w:tr>
+      <w:tr>
+        <w:tc>
+          <w:tcPr>
+            <w:tcW w:type="dxa" w:w="2880"/>
+          </w:tcPr>
+          <w:p>
+            <w:pPr>
+              <w:jc w:val="left"/>
+            </w:pPr>
+            <w:r>
+              <w:rPr>
+                <w:sz w:val="18"/>
+              </w:rPr>
+            </w:r>
+            <w:r>
+              <w:rPr>
+                <w:sz w:val="18"/>
+              </w:rPr>
+              <w:t>bfcl_ablation/results/A5/trials.json</w:t>
+            </w:r>
+          </w:p>
+        </w:tc>
+        <w:tc>
+          <w:tcPr>
+            <w:tcW w:type="dxa" w:w="2880"/>
+          </w:tcPr>
+          <w:p>
+            <w:pPr>
+              <w:jc w:val="right"/>
+            </w:pPr>
+            <w:r>
+              <w:rPr>
+                <w:sz w:val="18"/>
+              </w:rPr>
+            </w:r>
+            <w:r>
+              <w:rPr>
+                <w:sz w:val="18"/>
+              </w:rPr>
+              <w:t>72,348 B</w:t>
+            </w:r>
+          </w:p>
+        </w:tc>
+        <w:tc>
+          <w:tcPr>
+            <w:tcW w:type="dxa" w:w="2880"/>
+          </w:tcPr>
+          <w:p>
+            <w:pPr>
+              <w:jc w:val="right"/>
+            </w:pPr>
+            <w:r>
+              <w:rPr>
+                <w:sz w:val="18"/>
+              </w:rPr>
+            </w:r>
+            <w:r>
+              <w:rPr>
+                <w:sz w:val="18"/>
+              </w:rPr>
+              <w:t>sha256:ed053c7d801c8afe</w:t>
+            </w:r>
+          </w:p>
+        </w:tc>
+      </w:tr>
+      <w:tr>
+        <w:tc>
+          <w:tcPr>
+            <w:tcW w:type="dxa" w:w="2880"/>
+          </w:tcPr>
+          <w:p>
+            <w:pPr>
+              <w:jc w:val="left"/>
+            </w:pPr>
+            <w:r>
+              <w:rPr>
+                <w:sz w:val="18"/>
+              </w:rPr>
+            </w:r>
+            <w:r>
+              <w:rPr>
+                <w:sz w:val="18"/>
+              </w:rPr>
               <w:t>bfcl_ablation/results/METRICS.md</w:t>
             </w:r>
           </w:p>
@@ -9275,7 +10746,7 @@
               <w:rPr>
                 <w:sz w:val="18"/>
               </w:rPr>
-              <w:t>8,071 B</w:t>
+              <w:t>10,346 B</w:t>
             </w:r>
           </w:p>
         </w:tc>
@@ -9296,7 +10767,137 @@
               <w:rPr>
                 <w:sz w:val="18"/>
               </w:rPr>
-              <w:t>sha256:6472ec09d3c6bdd0</w:t>
+              <w:t>sha256:23eee3544c44497c</w:t>
+            </w:r>
+          </w:p>
+        </w:tc>
+      </w:tr>
+      <w:tr>
+        <w:tc>
+          <w:tcPr>
+            <w:tcW w:type="dxa" w:w="2880"/>
+          </w:tcPr>
+          <w:p>
+            <w:pPr>
+              <w:jc w:val="left"/>
+            </w:pPr>
+            <w:r>
+              <w:rPr>
+                <w:sz w:val="18"/>
+              </w:rPr>
+            </w:r>
+            <w:r>
+              <w:rPr>
+                <w:sz w:val="18"/>
+              </w:rPr>
+              <w:t>bfcl_ablation/results/budget_sweep.json</w:t>
+            </w:r>
+          </w:p>
+        </w:tc>
+        <w:tc>
+          <w:tcPr>
+            <w:tcW w:type="dxa" w:w="2880"/>
+          </w:tcPr>
+          <w:p>
+            <w:pPr>
+              <w:jc w:val="right"/>
+            </w:pPr>
+            <w:r>
+              <w:rPr>
+                <w:sz w:val="18"/>
+              </w:rPr>
+            </w:r>
+            <w:r>
+              <w:rPr>
+                <w:sz w:val="18"/>
+              </w:rPr>
+              <w:t>1,289 B</w:t>
+            </w:r>
+          </w:p>
+        </w:tc>
+        <w:tc>
+          <w:tcPr>
+            <w:tcW w:type="dxa" w:w="2880"/>
+          </w:tcPr>
+          <w:p>
+            <w:pPr>
+              <w:jc w:val="right"/>
+            </w:pPr>
+            <w:r>
+              <w:rPr>
+                <w:sz w:val="18"/>
+              </w:rPr>
+            </w:r>
+            <w:r>
+              <w:rPr>
+                <w:sz w:val="18"/>
+              </w:rPr>
+              <w:t>sha256:f5816043e262476a</w:t>
+            </w:r>
+          </w:p>
+        </w:tc>
+      </w:tr>
+      <w:tr>
+        <w:tc>
+          <w:tcPr>
+            <w:tcW w:type="dxa" w:w="2880"/>
+          </w:tcPr>
+          <w:p>
+            <w:pPr>
+              <w:jc w:val="left"/>
+            </w:pPr>
+            <w:r>
+              <w:rPr>
+                <w:sz w:val="18"/>
+              </w:rPr>
+            </w:r>
+            <w:r>
+              <w:rPr>
+                <w:sz w:val="18"/>
+              </w:rPr>
+              <w:t>bfcl_ablation/results/METRICS.md</w:t>
+            </w:r>
+          </w:p>
+        </w:tc>
+        <w:tc>
+          <w:tcPr>
+            <w:tcW w:type="dxa" w:w="2880"/>
+          </w:tcPr>
+          <w:p>
+            <w:pPr>
+              <w:jc w:val="right"/>
+            </w:pPr>
+            <w:r>
+              <w:rPr>
+                <w:sz w:val="18"/>
+              </w:rPr>
+            </w:r>
+            <w:r>
+              <w:rPr>
+                <w:sz w:val="18"/>
+              </w:rPr>
+              <w:t>10,346 B</w:t>
+            </w:r>
+          </w:p>
+        </w:tc>
+        <w:tc>
+          <w:tcPr>
+            <w:tcW w:type="dxa" w:w="2880"/>
+          </w:tcPr>
+          <w:p>
+            <w:pPr>
+              <w:jc w:val="right"/>
+            </w:pPr>
+            <w:r>
+              <w:rPr>
+                <w:sz w:val="18"/>
+              </w:rPr>
+            </w:r>
+            <w:r>
+              <w:rPr>
+                <w:sz w:val="18"/>
+              </w:rPr>
+              <w:t>sha256:23eee3544c44497c</w:t>
             </w:r>
           </w:p>
         </w:tc>

--- a/bfcl_ablation/reports/BFCL_Ablation_ALL.docx
+++ b/bfcl_ablation/reports/BFCL_Ablation_ALL.docx
@@ -3745,6 +3745,435 @@
         <w:pStyle w:val="Heading3"/>
       </w:pPr>
       <w:r>
+        <w:t>A6 — and the oracle itself is barely checked</w:t>
+      </w:r>
+    </w:p>
+    <w:p>
+      <w:r>
+        <w:t xml:space="preserve">A4 corrupted an </w:t>
+      </w:r>
+      <w:r>
+        <w:rPr>
+          <w:i/>
+        </w:rPr>
+        <w:t>episode</w:t>
+      </w:r>
+      <w:r>
+        <w:t xml:space="preserve"> and asked whether the assertions noticed. A6 corrupts the </w:t>
+      </w:r>
+      <w:r>
+        <w:rPr>
+          <w:i/>
+        </w:rPr>
+        <w:t>oracle</w:t>
+      </w:r>
+      <w:r>
+        <w:t xml:space="preserve"> — 151 single-edit mutations of </w:t>
+      </w:r>
+      <w:r>
+        <w:rPr>
+          <w:rFonts w:ascii="Consolas" w:hAnsi="Consolas"/>
+          <w:color w:val="24292E"/>
+          <w:sz w:val="19"/>
+        </w:rPr>
+        <w:t>backend.py</w:t>
+      </w:r>
+      <w:r>
+        <w:t xml:space="preserve"> — and asks whether anything notices.</w:t>
+      </w:r>
+    </w:p>
+    <w:tbl>
+      <w:tblPr>
+        <w:tblStyle w:val="TableGrid"/>
+        <w:tblW w:type="auto" w:w="0"/>
+        <w:jc w:val="center"/>
+        <w:tblLook w:firstColumn="1" w:firstRow="1" w:lastColumn="0" w:lastRow="0" w:noHBand="0" w:noVBand="1" w:val="04A0"/>
+      </w:tblPr>
+      <w:tblGrid>
+        <w:gridCol w:w="4320"/>
+        <w:gridCol w:w="4320"/>
+      </w:tblGrid>
+      <w:tr>
+        <w:tc>
+          <w:tcPr>
+            <w:tcW w:type="dxa" w:w="4320"/>
+          </w:tcPr>
+          <w:p>
+            <w:pPr>
+              <w:jc w:val="left"/>
+            </w:pPr>
+            <w:r>
+              <w:rPr>
+                <w:b/>
+                <w:sz w:val="18"/>
+              </w:rPr>
+            </w:r>
+            <w:r>
+              <w:rPr>
+                <w:b/>
+                <w:sz w:val="18"/>
+              </w:rPr>
+              <w:t>outcome</w:t>
+            </w:r>
+          </w:p>
+        </w:tc>
+        <w:tc>
+          <w:tcPr>
+            <w:tcW w:type="dxa" w:w="4320"/>
+          </w:tcPr>
+          <w:p>
+            <w:pPr>
+              <w:jc w:val="right"/>
+            </w:pPr>
+            <w:r>
+              <w:rPr>
+                <w:b/>
+                <w:sz w:val="18"/>
+              </w:rPr>
+            </w:r>
+            <w:r>
+              <w:rPr>
+                <w:b/>
+                <w:sz w:val="18"/>
+              </w:rPr>
+              <w:t>mutants</w:t>
+            </w:r>
+          </w:p>
+        </w:tc>
+      </w:tr>
+      <w:tr>
+        <w:tc>
+          <w:tcPr>
+            <w:tcW w:type="dxa" w:w="4320"/>
+          </w:tcPr>
+          <w:p>
+            <w:pPr>
+              <w:jc w:val="left"/>
+            </w:pPr>
+            <w:r>
+              <w:rPr>
+                <w:sz w:val="18"/>
+              </w:rPr>
+            </w:r>
+            <w:r>
+              <w:rPr>
+                <w:sz w:val="18"/>
+              </w:rPr>
+              <w:t>unobservable — nothing the pack runs reaches it</w:t>
+            </w:r>
+          </w:p>
+        </w:tc>
+        <w:tc>
+          <w:tcPr>
+            <w:tcW w:type="dxa" w:w="4320"/>
+          </w:tcPr>
+          <w:p>
+            <w:pPr>
+              <w:jc w:val="right"/>
+            </w:pPr>
+            <w:r>
+              <w:rPr>
+                <w:sz w:val="18"/>
+              </w:rPr>
+            </w:r>
+            <w:r>
+              <w:rPr>
+                <w:sz w:val="18"/>
+              </w:rPr>
+              <w:t>44</w:t>
+            </w:r>
+          </w:p>
+        </w:tc>
+      </w:tr>
+      <w:tr>
+        <w:tc>
+          <w:tcPr>
+            <w:tcW w:type="dxa" w:w="4320"/>
+          </w:tcPr>
+          <w:p>
+            <w:pPr>
+              <w:jc w:val="left"/>
+            </w:pPr>
+            <w:r>
+              <w:rPr>
+                <w:sz w:val="18"/>
+              </w:rPr>
+            </w:r>
+            <w:r>
+              <w:rPr>
+                <w:sz w:val="18"/>
+              </w:rPr>
+              <w:t>observable, caught by a check the pack ships</w:t>
+            </w:r>
+          </w:p>
+        </w:tc>
+        <w:tc>
+          <w:tcPr>
+            <w:tcW w:type="dxa" w:w="4320"/>
+          </w:tcPr>
+          <w:p>
+            <w:pPr>
+              <w:jc w:val="right"/>
+            </w:pPr>
+            <w:r>
+              <w:rPr>
+                <w:sz w:val="18"/>
+              </w:rPr>
+            </w:r>
+            <w:r>
+              <w:rPr>
+                <w:sz w:val="18"/>
+              </w:rPr>
+              <w:t>58</w:t>
+            </w:r>
+          </w:p>
+        </w:tc>
+      </w:tr>
+      <w:tr>
+        <w:tc>
+          <w:tcPr>
+            <w:tcW w:type="dxa" w:w="4320"/>
+          </w:tcPr>
+          <w:p>
+            <w:pPr>
+              <w:jc w:val="left"/>
+            </w:pPr>
+            <w:r>
+              <w:rPr>
+                <w:sz w:val="18"/>
+              </w:rPr>
+            </w:r>
+            <w:r>
+              <w:rPr>
+                <w:b/>
+                <w:sz w:val="18"/>
+              </w:rPr>
+              <w:t>observable, caught by nothing shipped</w:t>
+            </w:r>
+          </w:p>
+        </w:tc>
+        <w:tc>
+          <w:tcPr>
+            <w:tcW w:type="dxa" w:w="4320"/>
+          </w:tcPr>
+          <w:p>
+            <w:pPr>
+              <w:jc w:val="right"/>
+            </w:pPr>
+            <w:r>
+              <w:rPr>
+                <w:sz w:val="18"/>
+              </w:rPr>
+            </w:r>
+            <w:r>
+              <w:rPr>
+                <w:b/>
+                <w:sz w:val="18"/>
+              </w:rPr>
+              <w:t>49</w:t>
+            </w:r>
+          </w:p>
+        </w:tc>
+      </w:tr>
+    </w:tbl>
+    <w:p/>
+    <w:p>
+      <w:r>
+        <w:rPr>
+          <w:b/>
+        </w:rPr>
+        <w:t>Blind rate 45.8%.</w:t>
+      </w:r>
+      <w:r>
+        <w:t xml:space="preserve"> Two independent methods aimed at different objects — one corrupts the episode, the other the backend — land on the same gap. Neither can be explained as an artefact of the other.</w:t>
+      </w:r>
+    </w:p>
+    <w:p>
+      <w:r>
+        <w:t>Three things sharpen it:</w:t>
+      </w:r>
+    </w:p>
+    <w:p>
+      <w:pPr>
+        <w:pStyle w:val="ListBullet"/>
+      </w:pPr>
+      <w:r>
+        <w:rPr>
+          <w:b/>
+        </w:rPr>
+        <w:t>`run_oracle_validation` and a full pipeline run killed nothing.</w:t>
+      </w:r>
+      <w:r>
+        <w:t xml:space="preserve"> Every mutant that reached</w:t>
+      </w:r>
+    </w:p>
+    <w:p>
+      <w:r>
+        <w:t xml:space="preserve">them published 33 rows at tier </w:t>
+      </w:r>
+      <w:r>
+        <w:rPr>
+          <w:rFonts w:ascii="Consolas" w:hAnsi="Consolas"/>
+          <w:color w:val="24292E"/>
+          <w:sz w:val="19"/>
+        </w:rPr>
+        <w:t>gold</w:t>
+      </w:r>
+      <w:r>
+        <w:t xml:space="preserve">, byte-identical to A0's benchmark. The layer is live — a pack with a tool deleted </w:t>
+      </w:r>
+      <w:r>
+        <w:rPr>
+          <w:i/>
+        </w:rPr>
+        <w:t>is</w:t>
+      </w:r>
+      <w:r>
+        <w:t xml:space="preserve"> caught — it just has nothing to say about a wrong value.</w:t>
+      </w:r>
+    </w:p>
+    <w:p>
+      <w:pPr>
+        <w:pStyle w:val="ListBullet"/>
+      </w:pPr>
+      <w:r>
+        <w:rPr>
+          <w:b/>
+        </w:rPr>
+        <w:t>Deleting a guard survives 61.5% of the time; inverting the same guard survives 3.8%.</w:t>
+      </w:r>
+      <w:r>
+        <w:t xml:space="preserve"> A 16x</w:t>
+      </w:r>
+    </w:p>
+    <w:p>
+      <w:r>
+        <w:t>asymmetry on the same 26 sites: the pack is well defended against rejecting good input and nearly blind to accepting bad input. That is A4's asymmetry again, in a different artifact.</w:t>
+      </w:r>
+    </w:p>
+    <w:p>
+      <w:pPr>
+        <w:pStyle w:val="ListBullet"/>
+      </w:pPr>
+      <w:r>
+        <w:rPr>
+          <w:b/>
+        </w:rPr>
+        <w:t>Two of the four confirmed gaps sit on a behaviour the pack wrote a dedicated case for.</w:t>
+      </w:r>
+    </w:p>
+    <w:p>
+      <w:r>
+        <w:t xml:space="preserve">Dropping </w:t>
+      </w:r>
+      <w:r>
+        <w:rPr>
+          <w:rFonts w:ascii="Consolas" w:hAnsi="Consolas"/>
+          <w:color w:val="24292E"/>
+          <w:sz w:val="19"/>
+        </w:rPr>
+        <w:t>transfer_id</w:t>
+      </w:r>
+      <w:r>
+        <w:t xml:space="preserve"> from the </w:t>
+      </w:r>
+      <w:r>
+        <w:rPr>
+          <w:rFonts w:ascii="Consolas" w:hAnsi="Consolas"/>
+          <w:color w:val="24292E"/>
+          <w:sz w:val="19"/>
+        </w:rPr>
+        <w:t>awaiting_confirmation</w:t>
+      </w:r>
+      <w:r>
+        <w:t xml:space="preserve"> result changes validation case </w:t>
+      </w:r>
+      <w:r>
+        <w:rPr>
+          <w:rFonts w:ascii="Consolas" w:hAnsi="Consolas"/>
+          <w:color w:val="24292E"/>
+          <w:sz w:val="19"/>
+        </w:rPr>
+        <w:t>confirm_false_create_transfer</w:t>
+      </w:r>
+      <w:r>
+        <w:t xml:space="preserve"> and is seen by oracle check 6 </w:t>
+      </w:r>
+      <w:r>
+        <w:rPr>
+          <w:rFonts w:ascii="Consolas" w:hAnsi="Consolas"/>
+          <w:color w:val="24292E"/>
+          <w:sz w:val="19"/>
+        </w:rPr>
+        <w:t>confirmation_policy</w:t>
+      </w:r>
+      <w:r>
+        <w:t xml:space="preserve">. Both pass, because one pins </w:t>
+      </w:r>
+      <w:r>
+        <w:rPr>
+          <w:rFonts w:ascii="Consolas" w:hAnsi="Consolas"/>
+          <w:color w:val="24292E"/>
+          <w:sz w:val="19"/>
+        </w:rPr>
+        <w:t>result_class</w:t>
+      </w:r>
+      <w:r>
+        <w:t xml:space="preserve"> and the other pins </w:t>
+      </w:r>
+      <w:r>
+        <w:rPr>
+          <w:rFonts w:ascii="Consolas" w:hAnsi="Consolas"/>
+          <w:color w:val="24292E"/>
+          <w:sz w:val="19"/>
+        </w:rPr>
+        <w:t>status</w:t>
+      </w:r>
+      <w:r>
+        <w:t>. The check exists, is aimed correctly, and still cannot see it — because it asserts the shape of the answer, never its content.</w:t>
+      </w:r>
+    </w:p>
+    <w:p>
+      <w:r>
+        <w:t xml:space="preserve">A6 also found that </w:t>
+      </w:r>
+      <w:r>
+        <w:rPr>
+          <w:b/>
+        </w:rPr>
+        <w:t>41 of 48 survivors are simply unreachable</w:t>
+      </w:r>
+      <w:r>
+        <w:t>: whole validation surfaces (</w:t>
+      </w:r>
+      <w:r>
+        <w:rPr>
+          <w:rFonts w:ascii="Consolas" w:hAnsi="Consolas"/>
+          <w:color w:val="24292E"/>
+          <w:sz w:val="19"/>
+        </w:rPr>
+        <w:t>_check_prefix</w:t>
+      </w:r>
+      <w:r>
+        <w:t xml:space="preserve">, the </w:t>
+      </w:r>
+      <w:r>
+        <w:rPr>
+          <w:rFonts w:ascii="Consolas" w:hAnsi="Consolas"/>
+          <w:color w:val="24292E"/>
+          <w:sz w:val="19"/>
+        </w:rPr>
+        <w:t>_require_str</w:t>
+      </w:r>
+      <w:r>
+        <w:t xml:space="preserve"> type guards) are never exercised by any case or task. That is a coverage finding worth as much as the checking one — lines an author paid to write that the benchmark never touches.</w:t>
+      </w:r>
+    </w:p>
+    <w:p>
+      <w:pPr>
+        <w:pStyle w:val="Heading3"/>
+      </w:pPr>
+      <w:r>
         <w:t>A1 and A2 — the parts that worked</w:t>
       </w:r>
     </w:p>
@@ -5540,6 +5969,73 @@
                 <w:sz w:val="18"/>
               </w:rPr>
               <w:t>results/A5/</w:t>
+            </w:r>
+          </w:p>
+        </w:tc>
+      </w:tr>
+      <w:tr>
+        <w:tc>
+          <w:tcPr>
+            <w:tcW w:type="dxa" w:w="2880"/>
+          </w:tcPr>
+          <w:p>
+            <w:pPr>
+              <w:jc w:val="left"/>
+            </w:pPr>
+            <w:r>
+              <w:rPr>
+                <w:sz w:val="18"/>
+              </w:rPr>
+            </w:r>
+            <w:r>
+              <w:rPr>
+                <w:sz w:val="18"/>
+              </w:rPr>
+              <w:t>A6</w:t>
+            </w:r>
+          </w:p>
+        </w:tc>
+        <w:tc>
+          <w:tcPr>
+            <w:tcW w:type="dxa" w:w="2880"/>
+          </w:tcPr>
+          <w:p>
+            <w:pPr>
+              <w:jc w:val="left"/>
+            </w:pPr>
+            <w:r>
+              <w:rPr>
+                <w:sz w:val="18"/>
+              </w:rPr>
+            </w:r>
+            <w:r>
+              <w:rPr>
+                <w:sz w:val="18"/>
+              </w:rPr>
+              <w:t>a6.md</w:t>
+            </w:r>
+          </w:p>
+        </w:tc>
+        <w:tc>
+          <w:tcPr>
+            <w:tcW w:type="dxa" w:w="2880"/>
+          </w:tcPr>
+          <w:p>
+            <w:pPr>
+              <w:jc w:val="left"/>
+            </w:pPr>
+            <w:r>
+              <w:rPr>
+                <w:sz w:val="18"/>
+              </w:rPr>
+            </w:r>
+            <w:r>
+              <w:rPr>
+                <w:rFonts w:ascii="Consolas" w:hAnsi="Consolas"/>
+                <w:color w:val="24292E"/>
+                <w:sz w:val="18"/>
+              </w:rPr>
+              <w:t>results/A6/</w:t>
             </w:r>
           </w:p>
         </w:tc>
@@ -9113,7 +9609,7 @@
           <w:rFonts w:ascii="Consolas" w:hAnsi="Consolas"/>
           <w:sz w:val="18"/>
         </w:rPr>
-        <w:t>PYTHONPATH=src python3 bfcl_ablation/run_a0.py   # then a1, a2, a3, a4, a5</w:t>
+        <w:t>PYTHONPATH=src python3 bfcl_ablation/run_a0.py   # then a1, a2, a3, a4, a5, a6</w:t>
       </w:r>
     </w:p>
     <w:p>
@@ -10551,7 +11047,7 @@
               <w:rPr>
                 <w:sz w:val="18"/>
               </w:rPr>
-              <w:t>12,108 B</w:t>
+              <w:t>12,107 B</w:t>
             </w:r>
           </w:p>
         </w:tc>
@@ -10572,7 +11068,7 @@
               <w:rPr>
                 <w:sz w:val="18"/>
               </w:rPr>
-              <w:t>sha256:ad0fc6e94c20d0e3</w:t>
+              <w:t>sha256:0a1e5dbfb9dae266</w:t>
             </w:r>
           </w:p>
         </w:tc>
@@ -10703,6 +11199,266 @@
                 <w:sz w:val="18"/>
               </w:rPr>
               <w:t>sha256:ed053c7d801c8afe</w:t>
+            </w:r>
+          </w:p>
+        </w:tc>
+      </w:tr>
+      <w:tr>
+        <w:tc>
+          <w:tcPr>
+            <w:tcW w:type="dxa" w:w="2880"/>
+          </w:tcPr>
+          <w:p>
+            <w:pPr>
+              <w:jc w:val="left"/>
+            </w:pPr>
+            <w:r>
+              <w:rPr>
+                <w:sz w:val="18"/>
+              </w:rPr>
+            </w:r>
+            <w:r>
+              <w:rPr>
+                <w:sz w:val="18"/>
+              </w:rPr>
+              <w:t>bfcl_ablation/results/A6/metrics.json</w:t>
+            </w:r>
+          </w:p>
+        </w:tc>
+        <w:tc>
+          <w:tcPr>
+            <w:tcW w:type="dxa" w:w="2880"/>
+          </w:tcPr>
+          <w:p>
+            <w:pPr>
+              <w:jc w:val="right"/>
+            </w:pPr>
+            <w:r>
+              <w:rPr>
+                <w:sz w:val="18"/>
+              </w:rPr>
+            </w:r>
+            <w:r>
+              <w:rPr>
+                <w:sz w:val="18"/>
+              </w:rPr>
+              <w:t>6,306 B</w:t>
+            </w:r>
+          </w:p>
+        </w:tc>
+        <w:tc>
+          <w:tcPr>
+            <w:tcW w:type="dxa" w:w="2880"/>
+          </w:tcPr>
+          <w:p>
+            <w:pPr>
+              <w:jc w:val="right"/>
+            </w:pPr>
+            <w:r>
+              <w:rPr>
+                <w:sz w:val="18"/>
+              </w:rPr>
+            </w:r>
+            <w:r>
+              <w:rPr>
+                <w:sz w:val="18"/>
+              </w:rPr>
+              <w:t>sha256:4acb21bf7eb07600</w:t>
+            </w:r>
+          </w:p>
+        </w:tc>
+      </w:tr>
+      <w:tr>
+        <w:tc>
+          <w:tcPr>
+            <w:tcW w:type="dxa" w:w="2880"/>
+          </w:tcPr>
+          <w:p>
+            <w:pPr>
+              <w:jc w:val="left"/>
+            </w:pPr>
+            <w:r>
+              <w:rPr>
+                <w:sz w:val="18"/>
+              </w:rPr>
+            </w:r>
+            <w:r>
+              <w:rPr>
+                <w:sz w:val="18"/>
+              </w:rPr>
+              <w:t>bfcl_ablation/results/A6/report.md</w:t>
+            </w:r>
+          </w:p>
+        </w:tc>
+        <w:tc>
+          <w:tcPr>
+            <w:tcW w:type="dxa" w:w="2880"/>
+          </w:tcPr>
+          <w:p>
+            <w:pPr>
+              <w:jc w:val="right"/>
+            </w:pPr>
+            <w:r>
+              <w:rPr>
+                <w:sz w:val="18"/>
+              </w:rPr>
+            </w:r>
+            <w:r>
+              <w:rPr>
+                <w:sz w:val="18"/>
+              </w:rPr>
+              <w:t>4,397 B</w:t>
+            </w:r>
+          </w:p>
+        </w:tc>
+        <w:tc>
+          <w:tcPr>
+            <w:tcW w:type="dxa" w:w="2880"/>
+          </w:tcPr>
+          <w:p>
+            <w:pPr>
+              <w:jc w:val="right"/>
+            </w:pPr>
+            <w:r>
+              <w:rPr>
+                <w:sz w:val="18"/>
+              </w:rPr>
+            </w:r>
+            <w:r>
+              <w:rPr>
+                <w:sz w:val="18"/>
+              </w:rPr>
+              <w:t>sha256:361ee0fac9888b10</w:t>
+            </w:r>
+          </w:p>
+        </w:tc>
+      </w:tr>
+      <w:tr>
+        <w:tc>
+          <w:tcPr>
+            <w:tcW w:type="dxa" w:w="2880"/>
+          </w:tcPr>
+          <w:p>
+            <w:pPr>
+              <w:jc w:val="left"/>
+            </w:pPr>
+            <w:r>
+              <w:rPr>
+                <w:sz w:val="18"/>
+              </w:rPr>
+            </w:r>
+            <w:r>
+              <w:rPr>
+                <w:sz w:val="18"/>
+              </w:rPr>
+              <w:t>bfcl_ablation/results/A6/triage.json</w:t>
+            </w:r>
+          </w:p>
+        </w:tc>
+        <w:tc>
+          <w:tcPr>
+            <w:tcW w:type="dxa" w:w="2880"/>
+          </w:tcPr>
+          <w:p>
+            <w:pPr>
+              <w:jc w:val="right"/>
+            </w:pPr>
+            <w:r>
+              <w:rPr>
+                <w:sz w:val="18"/>
+              </w:rPr>
+            </w:r>
+            <w:r>
+              <w:rPr>
+                <w:sz w:val="18"/>
+              </w:rPr>
+              <w:t>47,555 B</w:t>
+            </w:r>
+          </w:p>
+        </w:tc>
+        <w:tc>
+          <w:tcPr>
+            <w:tcW w:type="dxa" w:w="2880"/>
+          </w:tcPr>
+          <w:p>
+            <w:pPr>
+              <w:jc w:val="right"/>
+            </w:pPr>
+            <w:r>
+              <w:rPr>
+                <w:sz w:val="18"/>
+              </w:rPr>
+            </w:r>
+            <w:r>
+              <w:rPr>
+                <w:sz w:val="18"/>
+              </w:rPr>
+              <w:t>sha256:dfdc9a58e94032e3</w:t>
+            </w:r>
+          </w:p>
+        </w:tc>
+      </w:tr>
+      <w:tr>
+        <w:tc>
+          <w:tcPr>
+            <w:tcW w:type="dxa" w:w="2880"/>
+          </w:tcPr>
+          <w:p>
+            <w:pPr>
+              <w:jc w:val="left"/>
+            </w:pPr>
+            <w:r>
+              <w:rPr>
+                <w:sz w:val="18"/>
+              </w:rPr>
+            </w:r>
+            <w:r>
+              <w:rPr>
+                <w:sz w:val="18"/>
+              </w:rPr>
+              <w:t>bfcl_ablation/results/A6/trials.json</w:t>
+            </w:r>
+          </w:p>
+        </w:tc>
+        <w:tc>
+          <w:tcPr>
+            <w:tcW w:type="dxa" w:w="2880"/>
+          </w:tcPr>
+          <w:p>
+            <w:pPr>
+              <w:jc w:val="right"/>
+            </w:pPr>
+            <w:r>
+              <w:rPr>
+                <w:sz w:val="18"/>
+              </w:rPr>
+            </w:r>
+            <w:r>
+              <w:rPr>
+                <w:sz w:val="18"/>
+              </w:rPr>
+              <w:t>64,537 B</w:t>
+            </w:r>
+          </w:p>
+        </w:tc>
+        <w:tc>
+          <w:tcPr>
+            <w:tcW w:type="dxa" w:w="2880"/>
+          </w:tcPr>
+          <w:p>
+            <w:pPr>
+              <w:jc w:val="right"/>
+            </w:pPr>
+            <w:r>
+              <w:rPr>
+                <w:sz w:val="18"/>
+              </w:rPr>
+            </w:r>
+            <w:r>
+              <w:rPr>
+                <w:sz w:val="18"/>
+              </w:rPr>
+              <w:t>sha256:467f2a1f73a2dbc8</w:t>
             </w:r>
           </w:p>
         </w:tc>

--- a/bfcl_ablation/reports/BFCL_Ablation_ALL.docx
+++ b/bfcl_ablation/reports/BFCL_Ablation_ALL.docx
@@ -365,6 +365,17 @@
     </w:p>
     <w:p>
       <w:r>
+        <w:rPr>
+          <w:b/>
+        </w:rPr>
+        <w:t>This is recorded, not enforced.</w:t>
+      </w:r>
+      <w:r>
+        <w:t xml:space="preserve"> Every arm now stamps the field — A0, A1 and A3 through the shared measurement schema, and A2, A4, A5 and A6 explicitly, since those emit bespoke schemas. No code reads the stamps back or compares them, so a comparison across two different contracts would still run and still look fine. Closing that is a next step, not a solved problem.</w:t>
+      </w:r>
+    </w:p>
+    <w:p>
+      <w:r>
         <w:t xml:space="preserve">Bump the version on any behavioural edit to </w:t>
       </w:r>
       <w:r>
@@ -2152,6 +2163,160 @@
         <w:pStyle w:val="Heading2"/>
       </w:pPr>
       <w:r>
+        <w:t>Backend falsifiability (A6)</w:t>
+      </w:r>
+    </w:p>
+    <w:p>
+      <w:r>
+        <w:rPr>
+          <w:b/>
+        </w:rPr>
+        <w:t>`blind_rate`</w:t>
+      </w:r>
+      <w:r>
+        <w:t xml:space="preserve"> — of the mutants of </w:t>
+      </w:r>
+      <w:r>
+        <w:rPr>
+          <w:rFonts w:ascii="Consolas" w:hAnsi="Consolas"/>
+          <w:color w:val="24292E"/>
+          <w:sz w:val="19"/>
+        </w:rPr>
+        <w:t>backend.py</w:t>
+      </w:r>
+      <w:r>
+        <w:t xml:space="preserve"> whose effect is </w:t>
+      </w:r>
+      <w:r>
+        <w:rPr>
+          <w:i/>
+        </w:rPr>
+        <w:t>observable</w:t>
+      </w:r>
+      <w:r>
+        <w:t xml:space="preserve"> on an input the pack supplies, the share that every check the pack ships accepted. This is the arm's headline.</w:t>
+      </w:r>
+    </w:p>
+    <w:p>
+      <w:r>
+        <w:rPr>
+          <w:b/>
+        </w:rPr>
+        <w:t>Observable</w:t>
+      </w:r>
+      <w:r>
+        <w:t xml:space="preserve"> is decided by a differential replay against the unmutated backend: if a mutant changes any per-call result or the final state on A0's replayed traces, it is observable. That comparison is a </w:t>
+      </w:r>
+      <w:r>
+        <w:rPr>
+          <w:b/>
+        </w:rPr>
+        <w:t>reference this arm adds, not a check the pack ships</w:t>
+      </w:r>
+      <w:r>
+        <w:t xml:space="preserve"> — nothing in the pack states what a tool should return — so a mutant caught only by it counts toward </w:t>
+      </w:r>
+      <w:r>
+        <w:rPr>
+          <w:rFonts w:ascii="Consolas" w:hAnsi="Consolas"/>
+          <w:color w:val="24292E"/>
+          <w:sz w:val="19"/>
+        </w:rPr>
+        <w:t>blind_rate</w:t>
+      </w:r>
+      <w:r>
+        <w:t>.</w:t>
+      </w:r>
+    </w:p>
+    <w:p>
+      <w:r>
+        <w:rPr>
+          <w:b/>
+        </w:rPr>
+        <w:t>Do not report the raw survival count as the headline.</w:t>
+      </w:r>
+      <w:r>
+        <w:t xml:space="preserve"> A mutant that survives every layer is usually one no task and no validation case executes, which measures </w:t>
+      </w:r>
+      <w:r>
+        <w:rPr>
+          <w:i/>
+        </w:rPr>
+        <w:t>coverage</w:t>
+      </w:r>
+      <w:r>
+        <w:t xml:space="preserve">, not </w:t>
+      </w:r>
+      <w:r>
+        <w:rPr>
+          <w:i/>
+        </w:rPr>
+        <w:t>checking</w:t>
+      </w:r>
+      <w:r>
+        <w:t xml:space="preserve">. Survivors must be triaged into </w:t>
+      </w:r>
+      <w:r>
+        <w:rPr>
+          <w:rFonts w:ascii="Consolas" w:hAnsi="Consolas"/>
+          <w:color w:val="24292E"/>
+          <w:sz w:val="19"/>
+        </w:rPr>
+        <w:t>equivalent</w:t>
+      </w:r>
+      <w:r>
+        <w:t xml:space="preserve"> (no input could observe the edit), </w:t>
+      </w:r>
+      <w:r>
+        <w:rPr>
+          <w:rFonts w:ascii="Consolas" w:hAnsi="Consolas"/>
+          <w:color w:val="24292E"/>
+          <w:sz w:val="19"/>
+        </w:rPr>
+        <w:t>unreachable</w:t>
+      </w:r>
+      <w:r>
+        <w:t xml:space="preserve"> (observable in principle, but not on any input the pack supplies) and </w:t>
+      </w:r>
+      <w:r>
+        <w:rPr>
+          <w:rFonts w:ascii="Consolas" w:hAnsi="Consolas"/>
+          <w:color w:val="24292E"/>
+          <w:sz w:val="19"/>
+        </w:rPr>
+        <w:t>real_gap</w:t>
+      </w:r>
+      <w:r>
+        <w:t xml:space="preserve"> (observable on a supplied input, and every shipped check passed) before any rate is quoted. The triage is recorded in </w:t>
+      </w:r>
+      <w:r>
+        <w:rPr>
+          <w:rFonts w:ascii="Consolas" w:hAnsi="Consolas"/>
+          <w:color w:val="24292E"/>
+          <w:sz w:val="19"/>
+        </w:rPr>
+        <w:t>results/A6/triage.json</w:t>
+      </w:r>
+      <w:r>
+        <w:t>.</w:t>
+      </w:r>
+    </w:p>
+    <w:p>
+      <w:r>
+        <w:rPr>
+          <w:b/>
+        </w:rPr>
+        <w:t>`first_killing_layer`</w:t>
+      </w:r>
+      <w:r>
+        <w:t xml:space="preserve"> — the cheapest layer that rejected the mutant, over the fixed ladder import → validation cases → traces → assertions → oracle validation → full pipeline. Reported as a histogram, and always alongside which layers ship with the pack and which do not.</w:t>
+      </w:r>
+    </w:p>
+    <w:p>
+      <w:pPr>
+        <w:pStyle w:val="Heading2"/>
+      </w:pPr>
+      <w:r>
         <w:t>Solve accuracy across wordings (A5)</w:t>
       </w:r>
     </w:p>
@@ -2544,7 +2709,7 @@
               <w:rPr>
                 <w:sz w:val="18"/>
               </w:rPr>
-              <w:t>Initial contract. Covers A0 baseline; A1–A4 compare against it. A5 solve-accuracy metrics added under the same version: they are new metrics, not changes to existing ones, so no arm's numbers move.</w:t>
+              <w:t>Initial contract. Covers A0 baseline; A1–A4 compare against it. A5 solve-accuracy and A6 backend-falsifiability metrics added under the same version: they are new metrics, not changes to existing ones, so no arm's numbers move.</w:t>
             </w:r>
           </w:p>
         </w:tc>
@@ -2566,7 +2731,7 @@
     </w:p>
     <w:p>
       <w:r>
-        <w:t>Five arms, one pack (</w:t>
+        <w:t>Seven arms plus one control, on one pack (</w:t>
       </w:r>
       <w:r>
         <w:rPr>
@@ -2577,7 +2742,7 @@
         <w:t>banking_vn</w:t>
       </w:r>
       <w:r>
-        <w:t>), one model (</w:t>
+        <w:t>) with one model (</w:t>
       </w:r>
       <w:r>
         <w:rPr>
@@ -2588,7 +2753,7 @@
         <w:t>gpt-oss-120b</w:t>
       </w:r>
       <w:r>
-        <w:t>). Every arm ran the unmodified production pipeline; an arm is defined by the pack and config it feeds in.</w:t>
+        <w:t>). Every arm ran the unmodified production pipeline; an arm is defined by the pack and config it feeds in. A0, A1 and A6 use no model at all.</w:t>
       </w:r>
     </w:p>
     <w:p>
@@ -2619,7 +2784,7 @@
         <w:t>Every quality gate the pipeline has is about mechanism — did it replay deterministically, is the fingerprint intact, did the schema match — and none is about content.</w:t>
       </w:r>
       <w:r>
-        <w:t xml:space="preserve"> Three arms show this independently and by different mechanisms: A0 finds the gates never fire, A4 finds the assertions do not check returned values, A3 finds a badly skewed benchmark passes anyway.</w:t>
+        <w:t xml:space="preserve"> Four arms show this independently and by different mechanisms: A0 finds the gates never fire, A4 finds the assertions do not check returned values, A3 finds a badly skewed benchmark passes anyway, and A6 finds that 46% of observable corruptions of the backend itself pass every check the pack ships.</w:t>
       </w:r>
     </w:p>
     <w:p>
@@ -4174,6 +4339,186 @@
         <w:pStyle w:val="Heading3"/>
       </w:pPr>
       <w:r>
+        <w:t>A2R — a green reproduction is not a green light</w:t>
+      </w:r>
+    </w:p>
+    <w:p>
+      <w:r>
+        <w:t xml:space="preserve">A2 was re-executed against the same A0 baseline. </w:t>
+      </w:r>
+      <w:r>
+        <w:rPr>
+          <w:b/>
+        </w:rPr>
+        <w:t>4,852 metric fields compared, 2 differ, and neither is a measurement</w:t>
+      </w:r>
+      <w:r>
+        <w:t xml:space="preserve"> (</w:t>
+      </w:r>
+      <w:r>
+        <w:rPr>
+          <w:rFonts w:ascii="Consolas" w:hAnsi="Consolas"/>
+          <w:color w:val="24292E"/>
+          <w:sz w:val="19"/>
+        </w:rPr>
+        <w:t>arm</w:t>
+      </w:r>
+      <w:r>
+        <w:t xml:space="preserve">, and a cache-hit count explained exactly by </w:t>
+      </w:r>
+      <w:r>
+        <w:rPr>
+          <w:rFonts w:ascii="Consolas" w:hAnsi="Consolas"/>
+          <w:color w:val="24292E"/>
+          <w:sz w:val="19"/>
+        </w:rPr>
+        <w:t>--skip-generate</w:t>
+      </w:r>
+      <w:r>
+        <w:t>). That is the study's reproducibility claim demonstrated for the first time, on the arm with the weakest determinism story — A2 is the one that calls a model 375 times.</w:t>
+      </w:r>
+    </w:p>
+    <w:p>
+      <w:r>
+        <w:t xml:space="preserve">And every open defect in A2 reproduced perfectly along with the numbers. The sharpest: </w:t>
+      </w:r>
+      <w:r>
+        <w:rPr>
+          <w:b/>
+        </w:rPr>
+        <w:t>`FROZEN` came back 12 of 12, which is exactly what a verdict incapable of failing would do.</w:t>
+      </w:r>
+      <w:r>
+        <w:t xml:space="preserve"> </w:t>
+      </w:r>
+      <w:r>
+        <w:rPr>
+          <w:rFonts w:ascii="Consolas" w:hAnsi="Consolas"/>
+          <w:color w:val="24292E"/>
+          <w:sz w:val="19"/>
+        </w:rPr>
+        <w:t>run_a2.py:325-329</w:t>
+      </w:r>
+      <w:r>
+        <w:t xml:space="preserve"> gates on </w:t>
+      </w:r>
+      <w:r>
+        <w:rPr>
+          <w:rFonts w:ascii="Consolas" w:hAnsi="Consolas"/>
+          <w:color w:val="24292E"/>
+          <w:sz w:val="19"/>
+        </w:rPr>
+        <w:t>task_ids</w:t>
+      </w:r>
+      <w:r>
+        <w:t xml:space="preserve"> and </w:t>
+      </w:r>
+      <w:r>
+        <w:rPr>
+          <w:rFonts w:ascii="Consolas" w:hAnsi="Consolas"/>
+          <w:color w:val="24292E"/>
+          <w:sz w:val="19"/>
+        </w:rPr>
+        <w:t>expected_tool_calls</w:t>
+      </w:r>
+      <w:r>
+        <w:t xml:space="preserve"> only; </w:t>
+      </w:r>
+      <w:r>
+        <w:rPr>
+          <w:rFonts w:ascii="Consolas" w:hAnsi="Consolas"/>
+          <w:color w:val="24292E"/>
+          <w:sz w:val="19"/>
+        </w:rPr>
+        <w:t>task_id</w:t>
+      </w:r>
+      <w:r>
+        <w:t xml:space="preserve"> does not cover the surface and A2 changes only the surface, so neither gated check is structurally capable of failing under this intervention. The check that would carry signal, </w:t>
+      </w:r>
+      <w:r>
+        <w:rPr>
+          <w:rFonts w:ascii="Consolas" w:hAnsi="Consolas"/>
+          <w:color w:val="24292E"/>
+          <w:sz w:val="19"/>
+        </w:rPr>
+        <w:t>conversation_plans.equal</w:t>
+      </w:r>
+      <w:r>
+        <w:t xml:space="preserve">, is computed, stored, </w:t>
+      </w:r>
+      <w:r>
+        <w:rPr>
+          <w:rFonts w:ascii="Consolas" w:hAnsi="Consolas"/>
+          <w:color w:val="24292E"/>
+          <w:sz w:val="19"/>
+        </w:rPr>
+        <w:t>True</w:t>
+      </w:r>
+      <w:r>
+        <w:t xml:space="preserve"> at every rung — and excluded from the verdict.</w:t>
+      </w:r>
+    </w:p>
+    <w:p>
+      <w:r>
+        <w:t xml:space="preserve">The re-run also found two defects invisible to a passing run: A2 has an </w:t>
+      </w:r>
+      <w:r>
+        <w:rPr>
+          <w:b/>
+        </w:rPr>
+        <w:t>undeclared hard dependency on `sweep_budget.py`</w:t>
+      </w:r>
+      <w:r>
+        <w:t xml:space="preserve"> (the first attempt died after 40 pipeline runs), and </w:t>
+      </w:r>
+      <w:r>
+        <w:rPr>
+          <w:rFonts w:ascii="Consolas" w:hAnsi="Consolas"/>
+          <w:color w:val="24292E"/>
+          <w:sz w:val="19"/>
+        </w:rPr>
+        <w:t>--arm</w:t>
+      </w:r>
+      <w:r>
+        <w:t xml:space="preserve"> </w:t>
+      </w:r>
+      <w:r>
+        <w:rPr>
+          <w:b/>
+        </w:rPr>
+        <w:t>does not isolate a run</w:t>
+      </w:r>
+      <w:r>
+        <w:t xml:space="preserve">, so A2 cannot be run twice side by side without patching </w:t>
+      </w:r>
+      <w:r>
+        <w:rPr>
+          <w:rFonts w:ascii="Consolas" w:hAnsi="Consolas"/>
+          <w:color w:val="24292E"/>
+          <w:sz w:val="19"/>
+        </w:rPr>
+        <w:t>common.RESULTS</w:t>
+      </w:r>
+      <w:r>
+        <w:t>.</w:t>
+      </w:r>
+    </w:p>
+    <w:p>
+      <w:r>
+        <w:rPr>
+          <w:i/>
+        </w:rPr>
+        <w:t>So what:</w:t>
+      </w:r>
+      <w:r>
+        <w:t xml:space="preserve"> reproducibility and validity are independent axes. A re-run says the pipeline is deterministic given the same code and cache. It says nothing about whether the numbers it reproduces are the right ones to publish.</w:t>
+      </w:r>
+    </w:p>
+    <w:p>
+      <w:pPr>
+        <w:pStyle w:val="Heading3"/>
+      </w:pPr>
+      <w:r>
         <w:t>A1 and A2 — the parts that worked</w:t>
       </w:r>
     </w:p>
@@ -6036,6 +6381,73 @@
                 <w:sz w:val="18"/>
               </w:rPr>
               <w:t>results/A6/</w:t>
+            </w:r>
+          </w:p>
+        </w:tc>
+      </w:tr>
+      <w:tr>
+        <w:tc>
+          <w:tcPr>
+            <w:tcW w:type="dxa" w:w="2880"/>
+          </w:tcPr>
+          <w:p>
+            <w:pPr>
+              <w:jc w:val="left"/>
+            </w:pPr>
+            <w:r>
+              <w:rPr>
+                <w:sz w:val="18"/>
+              </w:rPr>
+            </w:r>
+            <w:r>
+              <w:rPr>
+                <w:sz w:val="18"/>
+              </w:rPr>
+              <w:t>A2R</w:t>
+            </w:r>
+          </w:p>
+        </w:tc>
+        <w:tc>
+          <w:tcPr>
+            <w:tcW w:type="dxa" w:w="2880"/>
+          </w:tcPr>
+          <w:p>
+            <w:pPr>
+              <w:jc w:val="left"/>
+            </w:pPr>
+            <w:r>
+              <w:rPr>
+                <w:sz w:val="18"/>
+              </w:rPr>
+            </w:r>
+            <w:r>
+              <w:rPr>
+                <w:sz w:val="18"/>
+              </w:rPr>
+              <w:t>a2_rerun.md</w:t>
+            </w:r>
+          </w:p>
+        </w:tc>
+        <w:tc>
+          <w:tcPr>
+            <w:tcW w:type="dxa" w:w="2880"/>
+          </w:tcPr>
+          <w:p>
+            <w:pPr>
+              <w:jc w:val="left"/>
+            </w:pPr>
+            <w:r>
+              <w:rPr>
+                <w:sz w:val="18"/>
+              </w:rPr>
+            </w:r>
+            <w:r>
+              <w:rPr>
+                <w:rFonts w:ascii="Consolas" w:hAnsi="Consolas"/>
+                <w:color w:val="24292E"/>
+                <w:sz w:val="18"/>
+              </w:rPr>
+              <w:t>results/A2_rerun/</w:t>
             </w:r>
           </w:p>
         </w:tc>
@@ -10072,7 +10484,7 @@
               <w:rPr>
                 <w:sz w:val="18"/>
               </w:rPr>
-              <w:t>323,046 B</w:t>
+              <w:t>323,074 B</w:t>
             </w:r>
           </w:p>
         </w:tc>
@@ -10093,7 +10505,7 @@
               <w:rPr>
                 <w:sz w:val="18"/>
               </w:rPr>
-              <w:t>sha256:1fa569a921b6962f</w:t>
+              <w:t>sha256:41a62cf49b9f6f1e</w:t>
             </w:r>
           </w:p>
         </w:tc>
@@ -10202,7 +10614,7 @@
               <w:rPr>
                 <w:sz w:val="18"/>
               </w:rPr>
-              <w:t>5,419 B</w:t>
+              <w:t>5,650 B</w:t>
             </w:r>
           </w:p>
         </w:tc>
@@ -10223,7 +10635,7 @@
               <w:rPr>
                 <w:sz w:val="18"/>
               </w:rPr>
-              <w:t>sha256:d58af368609d68b3</w:t>
+              <w:t>sha256:e312748d95601c92</w:t>
             </w:r>
           </w:p>
         </w:tc>
@@ -11502,7 +11914,7 @@
               <w:rPr>
                 <w:sz w:val="18"/>
               </w:rPr>
-              <w:t>10,346 B</w:t>
+              <w:t>12,158 B</w:t>
             </w:r>
           </w:p>
         </w:tc>
@@ -11523,7 +11935,7 @@
               <w:rPr>
                 <w:sz w:val="18"/>
               </w:rPr>
-              <w:t>sha256:23eee3544c44497c</w:t>
+              <w:t>sha256:5e9ae9b70bdd3c08</w:t>
             </w:r>
           </w:p>
         </w:tc>
@@ -11632,7 +12044,7 @@
               <w:rPr>
                 <w:sz w:val="18"/>
               </w:rPr>
-              <w:t>10,346 B</w:t>
+              <w:t>12,158 B</w:t>
             </w:r>
           </w:p>
         </w:tc>
@@ -11653,7 +12065,7 @@
               <w:rPr>
                 <w:sz w:val="18"/>
               </w:rPr>
-              <w:t>sha256:23eee3544c44497c</w:t>
+              <w:t>sha256:5e9ae9b70bdd3c08</w:t>
             </w:r>
           </w:p>
         </w:tc>
